--- a/选题一_益智消除网页游戏/Word版/02_AI协作记录.docx
+++ b/选题一_益智消除网页游戏/Word版/02_AI协作记录.docx
@@ -42,7 +42,7 @@
     <w:p>
       <w:pPr>
         <w:spacing w:after="80"/>
-        <w:divId w:val="1752044499"/>
+        <w:divId w:val="1792940502"/>
         <w:rPr>
           <w:rFonts w:ascii="微软雅黑" w:eastAsia="微软雅黑" w:hAnsi="微软雅黑" w:hint="eastAsia"/>
           <w:color w:val="404040"/>
@@ -140,7 +140,7 @@
     <w:p>
       <w:pPr>
         <w:spacing w:after="80"/>
-        <w:divId w:val="1752044499"/>
+        <w:divId w:val="1792940502"/>
         <w:rPr>
           <w:rFonts w:ascii="微软雅黑" w:eastAsia="微软雅黑" w:hAnsi="微软雅黑" w:hint="eastAsia"/>
           <w:color w:val="404040"/>
@@ -251,7 +251,7 @@
     <w:p>
       <w:pPr>
         <w:spacing w:after="80"/>
-        <w:divId w:val="1752044499"/>
+        <w:divId w:val="1792940502"/>
         <w:rPr>
           <w:rFonts w:ascii="微软雅黑" w:eastAsia="微软雅黑" w:hAnsi="微软雅黑" w:hint="eastAsia"/>
           <w:color w:val="404040"/>
@@ -286,7 +286,7 @@
           <w:sz w:val="21"/>
           <w:szCs w:val="21"/>
         </w:rPr>
-        <w:pict w14:anchorId="1CAA8D00">
+        <w:pict w14:anchorId="3508F101">
           <v:rect id="_x0000_i1025" style="width:0;height:1.5pt" o:hralign="center" o:hrstd="t" o:hr="t" fillcolor="#a0a0a0" stroked="f"/>
         </w:pict>
       </w:r>
@@ -860,7 +860,7 @@
           <w:sz w:val="21"/>
           <w:szCs w:val="21"/>
         </w:rPr>
-        <w:pict w14:anchorId="55EFFA7C">
+        <w:pict w14:anchorId="33127454">
           <v:rect id="_x0000_i1026" style="width:0;height:1.5pt" o:hralign="center" o:hrstd="t" o:hr="t" fillcolor="#a0a0a0" stroked="f"/>
         </w:pict>
       </w:r>
@@ -4942,6 +4942,242 @@
           </w:p>
         </w:tc>
       </w:tr>
+      <w:tr>
+        <w:tc>
+          <w:tcPr>
+            <w:tcW w:w="0" w:type="auto"/>
+            <w:tcBorders>
+              <w:top w:val="single" w:sz="6" w:space="0" w:color="808080"/>
+              <w:left w:val="single" w:sz="6" w:space="0" w:color="808080"/>
+              <w:bottom w:val="single" w:sz="6" w:space="0" w:color="808080"/>
+              <w:right w:val="single" w:sz="6" w:space="0" w:color="808080"/>
+            </w:tcBorders>
+            <w:tcMar>
+              <w:top w:w="80" w:type="dxa"/>
+              <w:left w:w="100" w:type="dxa"/>
+              <w:bottom w:w="80" w:type="dxa"/>
+              <w:right w:w="100" w:type="dxa"/>
+            </w:tcMar>
+            <w:hideMark/>
+          </w:tcPr>
+          <w:p>
+            <w:pPr>
+              <w:spacing w:before="120" w:after="200"/>
+              <w:rPr>
+                <w:rFonts w:ascii="微软雅黑" w:eastAsia="微软雅黑" w:hAnsi="微软雅黑" w:hint="eastAsia"/>
+                <w:color w:val="1A1A1A"/>
+                <w:sz w:val="19"/>
+                <w:szCs w:val="19"/>
+              </w:rPr>
+            </w:pPr>
+            <w:r>
+              <w:rPr>
+                <w:rFonts w:ascii="微软雅黑" w:eastAsia="微软雅黑" w:hAnsi="微软雅黑" w:hint="eastAsia"/>
+                <w:color w:val="1A1A1A"/>
+                <w:sz w:val="19"/>
+                <w:szCs w:val="19"/>
+              </w:rPr>
+              <w:t>P17</w:t>
+            </w:r>
+          </w:p>
+        </w:tc>
+        <w:tc>
+          <w:tcPr>
+            <w:tcW w:w="0" w:type="auto"/>
+            <w:tcBorders>
+              <w:top w:val="single" w:sz="6" w:space="0" w:color="808080"/>
+              <w:left w:val="single" w:sz="6" w:space="0" w:color="808080"/>
+              <w:bottom w:val="single" w:sz="6" w:space="0" w:color="808080"/>
+              <w:right w:val="single" w:sz="6" w:space="0" w:color="808080"/>
+            </w:tcBorders>
+            <w:tcMar>
+              <w:top w:w="80" w:type="dxa"/>
+              <w:left w:w="100" w:type="dxa"/>
+              <w:bottom w:w="80" w:type="dxa"/>
+              <w:right w:w="100" w:type="dxa"/>
+            </w:tcMar>
+            <w:hideMark/>
+          </w:tcPr>
+          <w:p>
+            <w:pPr>
+              <w:spacing w:before="120" w:after="200"/>
+              <w:rPr>
+                <w:rFonts w:ascii="微软雅黑" w:eastAsia="微软雅黑" w:hAnsi="微软雅黑" w:hint="eastAsia"/>
+                <w:color w:val="1A1A1A"/>
+                <w:sz w:val="19"/>
+                <w:szCs w:val="19"/>
+              </w:rPr>
+            </w:pPr>
+            <w:r>
+              <w:rPr>
+                <w:rFonts w:ascii="微软雅黑" w:eastAsia="微软雅黑" w:hAnsi="微软雅黑" w:hint="eastAsia"/>
+                <w:color w:val="1A1A1A"/>
+                <w:sz w:val="19"/>
+                <w:szCs w:val="19"/>
+              </w:rPr>
+              <w:t>轮次</w:t>
+            </w:r>
+            <w:r>
+              <w:rPr>
+                <w:rFonts w:ascii="微软雅黑" w:eastAsia="微软雅黑" w:hAnsi="微软雅黑" w:hint="eastAsia"/>
+                <w:color w:val="1A1A1A"/>
+                <w:sz w:val="19"/>
+                <w:szCs w:val="19"/>
+              </w:rPr>
+              <w:t xml:space="preserve"> 14</w:t>
+            </w:r>
+          </w:p>
+        </w:tc>
+        <w:tc>
+          <w:tcPr>
+            <w:tcW w:w="0" w:type="auto"/>
+            <w:tcBorders>
+              <w:top w:val="single" w:sz="6" w:space="0" w:color="808080"/>
+              <w:left w:val="single" w:sz="6" w:space="0" w:color="808080"/>
+              <w:bottom w:val="single" w:sz="6" w:space="0" w:color="808080"/>
+              <w:right w:val="single" w:sz="6" w:space="0" w:color="808080"/>
+            </w:tcBorders>
+            <w:tcMar>
+              <w:top w:w="80" w:type="dxa"/>
+              <w:left w:w="100" w:type="dxa"/>
+              <w:bottom w:w="80" w:type="dxa"/>
+              <w:right w:w="100" w:type="dxa"/>
+            </w:tcMar>
+            <w:hideMark/>
+          </w:tcPr>
+          <w:p>
+            <w:pPr>
+              <w:spacing w:before="120" w:after="200"/>
+              <w:rPr>
+                <w:rFonts w:ascii="微软雅黑" w:eastAsia="微软雅黑" w:hAnsi="微软雅黑" w:hint="eastAsia"/>
+                <w:color w:val="1A1A1A"/>
+                <w:sz w:val="19"/>
+                <w:szCs w:val="19"/>
+              </w:rPr>
+            </w:pPr>
+            <w:r>
+              <w:rPr>
+                <w:rFonts w:ascii="微软雅黑" w:eastAsia="微软雅黑" w:hAnsi="微软雅黑" w:hint="eastAsia"/>
+                <w:color w:val="1A1A1A"/>
+                <w:sz w:val="19"/>
+                <w:szCs w:val="19"/>
+              </w:rPr>
+              <w:t>人工回复：</w:t>
+            </w:r>
+            <w:r>
+              <w:rPr>
+                <w:rFonts w:ascii="微软雅黑" w:eastAsia="微软雅黑" w:hAnsi="微软雅黑" w:hint="eastAsia"/>
+                <w:color w:val="1A1A1A"/>
+                <w:sz w:val="19"/>
+                <w:szCs w:val="19"/>
+              </w:rPr>
+              <w:t>"1</w:t>
+            </w:r>
+            <w:r>
+              <w:rPr>
+                <w:rFonts w:ascii="微软雅黑" w:eastAsia="微软雅黑" w:hAnsi="微软雅黑" w:hint="eastAsia"/>
+                <w:color w:val="1A1A1A"/>
+                <w:sz w:val="19"/>
+                <w:szCs w:val="19"/>
+              </w:rPr>
+              <w:t>、暂无异议，如果制作过程中有需要修改的地方我会实时提出。</w:t>
+            </w:r>
+            <w:r>
+              <w:rPr>
+                <w:rFonts w:ascii="微软雅黑" w:eastAsia="微软雅黑" w:hAnsi="微软雅黑" w:hint="eastAsia"/>
+                <w:color w:val="1A1A1A"/>
+                <w:sz w:val="19"/>
+                <w:szCs w:val="19"/>
+              </w:rPr>
+              <w:t>2</w:t>
+            </w:r>
+            <w:r>
+              <w:rPr>
+                <w:rFonts w:ascii="微软雅黑" w:eastAsia="微软雅黑" w:hAnsi="微软雅黑" w:hint="eastAsia"/>
+                <w:color w:val="1A1A1A"/>
+                <w:sz w:val="19"/>
+                <w:szCs w:val="19"/>
+              </w:rPr>
+              <w:t>、需要</w:t>
+            </w:r>
+            <w:r>
+              <w:rPr>
+                <w:rFonts w:ascii="微软雅黑" w:eastAsia="微软雅黑" w:hAnsi="微软雅黑" w:hint="eastAsia"/>
+                <w:color w:val="1A1A1A"/>
+                <w:sz w:val="19"/>
+                <w:szCs w:val="19"/>
+              </w:rPr>
+              <w:t>word</w:t>
+            </w:r>
+            <w:r>
+              <w:rPr>
+                <w:rFonts w:ascii="微软雅黑" w:eastAsia="微软雅黑" w:hAnsi="微软雅黑" w:hint="eastAsia"/>
+                <w:color w:val="1A1A1A"/>
+                <w:sz w:val="19"/>
+                <w:szCs w:val="19"/>
+              </w:rPr>
+              <w:t>版本</w:t>
+            </w:r>
+            <w:r>
+              <w:rPr>
+                <w:rFonts w:ascii="微软雅黑" w:eastAsia="微软雅黑" w:hAnsi="微软雅黑" w:hint="eastAsia"/>
+                <w:color w:val="1A1A1A"/>
+                <w:sz w:val="19"/>
+                <w:szCs w:val="19"/>
+              </w:rPr>
+              <w:t>"</w:t>
+            </w:r>
+          </w:p>
+        </w:tc>
+        <w:tc>
+          <w:tcPr>
+            <w:tcW w:w="0" w:type="auto"/>
+            <w:tcBorders>
+              <w:top w:val="single" w:sz="6" w:space="0" w:color="808080"/>
+              <w:left w:val="single" w:sz="6" w:space="0" w:color="808080"/>
+              <w:bottom w:val="single" w:sz="6" w:space="0" w:color="808080"/>
+              <w:right w:val="single" w:sz="6" w:space="0" w:color="808080"/>
+            </w:tcBorders>
+            <w:tcMar>
+              <w:top w:w="80" w:type="dxa"/>
+              <w:left w:w="100" w:type="dxa"/>
+              <w:bottom w:w="80" w:type="dxa"/>
+              <w:right w:w="100" w:type="dxa"/>
+            </w:tcMar>
+            <w:hideMark/>
+          </w:tcPr>
+          <w:p>
+            <w:pPr>
+              <w:spacing w:before="120" w:after="200"/>
+              <w:rPr>
+                <w:rFonts w:ascii="微软雅黑" w:eastAsia="微软雅黑" w:hAnsi="微软雅黑" w:hint="eastAsia"/>
+                <w:color w:val="1A1A1A"/>
+                <w:sz w:val="19"/>
+                <w:szCs w:val="19"/>
+              </w:rPr>
+            </w:pPr>
+            <w:r>
+              <w:rPr>
+                <w:rFonts w:ascii="微软雅黑" w:eastAsia="微软雅黑" w:hAnsi="微软雅黑" w:hint="eastAsia"/>
+                <w:color w:val="1A1A1A"/>
+                <w:sz w:val="19"/>
+                <w:szCs w:val="19"/>
+              </w:rPr>
+              <w:t>需求审阅确认与提</w:t>
+            </w:r>
+            <w:r>
+              <w:rPr>
+                <w:rFonts w:ascii="微软雅黑" w:eastAsia="微软雅黑" w:hAnsi="微软雅黑" w:hint="eastAsia"/>
+                <w:color w:val="1A1A1A"/>
+                <w:sz w:val="19"/>
+                <w:szCs w:val="19"/>
+              </w:rPr>
+              <w:lastRenderedPageBreak/>
+              <w:t>交格式确认</w:t>
+            </w:r>
+          </w:p>
+        </w:tc>
+      </w:tr>
     </w:tbl>
     <w:p>
       <w:pPr>
@@ -4960,7 +5196,8 @@
           <w:sz w:val="21"/>
           <w:szCs w:val="21"/>
         </w:rPr>
-        <w:pict w14:anchorId="72695DCE">
+        <w:lastRenderedPageBreak/>
+        <w:pict w14:anchorId="6605807F">
           <v:rect id="_x0000_i1027" style="width:0;height:1.5pt" o:hralign="center" o:hrstd="t" o:hr="t" fillcolor="#a0a0a0" stroked="f"/>
         </w:pict>
       </w:r>
@@ -5000,10 +5237,10 @@
         <w:tblLook w:val="04A0" w:firstRow="1" w:lastRow="0" w:firstColumn="1" w:lastColumn="0" w:noHBand="0" w:noVBand="1"/>
       </w:tblPr>
       <w:tblGrid>
-        <w:gridCol w:w="494"/>
-        <w:gridCol w:w="1355"/>
-        <w:gridCol w:w="6501"/>
-        <w:gridCol w:w="1740"/>
+        <w:gridCol w:w="486"/>
+        <w:gridCol w:w="1353"/>
+        <w:gridCol w:w="6200"/>
+        <w:gridCol w:w="2051"/>
       </w:tblGrid>
       <w:tr>
         <w:trPr>
@@ -5049,7 +5286,6 @@
                 <w:sz w:val="19"/>
                 <w:szCs w:val="19"/>
               </w:rPr>
-              <w:lastRenderedPageBreak/>
               <w:t>轮次</w:t>
             </w:r>
           </w:p>
@@ -6831,6 +7067,7 @@
                 <w:sz w:val="19"/>
                 <w:szCs w:val="19"/>
               </w:rPr>
+              <w:lastRenderedPageBreak/>
               <w:t>8</w:t>
             </w:r>
           </w:p>
@@ -7599,7 +7836,6 @@
                 <w:sz w:val="19"/>
                 <w:szCs w:val="19"/>
               </w:rPr>
-              <w:lastRenderedPageBreak/>
               <w:t>11</w:t>
             </w:r>
           </w:p>
@@ -8473,6 +8709,298 @@
                 <w:szCs w:val="19"/>
               </w:rPr>
               <w:t>项实验</w:t>
+            </w:r>
+          </w:p>
+        </w:tc>
+      </w:tr>
+      <w:tr>
+        <w:tc>
+          <w:tcPr>
+            <w:tcW w:w="0" w:type="auto"/>
+            <w:tcBorders>
+              <w:top w:val="single" w:sz="6" w:space="0" w:color="808080"/>
+              <w:left w:val="single" w:sz="6" w:space="0" w:color="808080"/>
+              <w:bottom w:val="single" w:sz="6" w:space="0" w:color="808080"/>
+              <w:right w:val="single" w:sz="6" w:space="0" w:color="808080"/>
+            </w:tcBorders>
+            <w:tcMar>
+              <w:top w:w="80" w:type="dxa"/>
+              <w:left w:w="100" w:type="dxa"/>
+              <w:bottom w:w="80" w:type="dxa"/>
+              <w:right w:w="100" w:type="dxa"/>
+            </w:tcMar>
+            <w:hideMark/>
+          </w:tcPr>
+          <w:p>
+            <w:pPr>
+              <w:spacing w:before="120" w:after="200"/>
+              <w:rPr>
+                <w:rFonts w:ascii="微软雅黑" w:eastAsia="微软雅黑" w:hAnsi="微软雅黑" w:hint="eastAsia"/>
+                <w:color w:val="1A1A1A"/>
+                <w:sz w:val="19"/>
+                <w:szCs w:val="19"/>
+              </w:rPr>
+            </w:pPr>
+            <w:r>
+              <w:rPr>
+                <w:rFonts w:ascii="微软雅黑" w:eastAsia="微软雅黑" w:hAnsi="微软雅黑" w:hint="eastAsia"/>
+                <w:color w:val="1A1A1A"/>
+                <w:sz w:val="19"/>
+                <w:szCs w:val="19"/>
+              </w:rPr>
+              <w:t>14</w:t>
+            </w:r>
+          </w:p>
+        </w:tc>
+        <w:tc>
+          <w:tcPr>
+            <w:tcW w:w="0" w:type="auto"/>
+            <w:tcBorders>
+              <w:top w:val="single" w:sz="6" w:space="0" w:color="808080"/>
+              <w:left w:val="single" w:sz="6" w:space="0" w:color="808080"/>
+              <w:bottom w:val="single" w:sz="6" w:space="0" w:color="808080"/>
+              <w:right w:val="single" w:sz="6" w:space="0" w:color="808080"/>
+            </w:tcBorders>
+            <w:tcMar>
+              <w:top w:w="80" w:type="dxa"/>
+              <w:left w:w="100" w:type="dxa"/>
+              <w:bottom w:w="80" w:type="dxa"/>
+              <w:right w:w="100" w:type="dxa"/>
+            </w:tcMar>
+            <w:hideMark/>
+          </w:tcPr>
+          <w:p>
+            <w:pPr>
+              <w:spacing w:before="120" w:after="200"/>
+              <w:rPr>
+                <w:rFonts w:ascii="微软雅黑" w:eastAsia="微软雅黑" w:hAnsi="微软雅黑" w:hint="eastAsia"/>
+                <w:color w:val="1A1A1A"/>
+                <w:sz w:val="19"/>
+                <w:szCs w:val="19"/>
+              </w:rPr>
+            </w:pPr>
+            <w:r>
+              <w:rPr>
+                <w:rFonts w:ascii="微软雅黑" w:eastAsia="微软雅黑" w:hAnsi="微软雅黑" w:hint="eastAsia"/>
+                <w:color w:val="1A1A1A"/>
+                <w:sz w:val="19"/>
+                <w:szCs w:val="19"/>
+              </w:rPr>
+              <w:t>审阅确认与</w:t>
+            </w:r>
+            <w:r>
+              <w:rPr>
+                <w:rFonts w:ascii="微软雅黑" w:eastAsia="微软雅黑" w:hAnsi="微软雅黑" w:hint="eastAsia"/>
+                <w:color w:val="1A1A1A"/>
+                <w:sz w:val="19"/>
+                <w:szCs w:val="19"/>
+              </w:rPr>
+              <w:t xml:space="preserve"> Word </w:t>
+            </w:r>
+            <w:r>
+              <w:rPr>
+                <w:rFonts w:ascii="微软雅黑" w:eastAsia="微软雅黑" w:hAnsi="微软雅黑" w:hint="eastAsia"/>
+                <w:color w:val="1A1A1A"/>
+                <w:sz w:val="19"/>
+                <w:szCs w:val="19"/>
+              </w:rPr>
+              <w:t>版交付</w:t>
+            </w:r>
+          </w:p>
+        </w:tc>
+        <w:tc>
+          <w:tcPr>
+            <w:tcW w:w="0" w:type="auto"/>
+            <w:tcBorders>
+              <w:top w:val="single" w:sz="6" w:space="0" w:color="808080"/>
+              <w:left w:val="single" w:sz="6" w:space="0" w:color="808080"/>
+              <w:bottom w:val="single" w:sz="6" w:space="0" w:color="808080"/>
+              <w:right w:val="single" w:sz="6" w:space="0" w:color="808080"/>
+            </w:tcBorders>
+            <w:tcMar>
+              <w:top w:w="80" w:type="dxa"/>
+              <w:left w:w="100" w:type="dxa"/>
+              <w:bottom w:w="80" w:type="dxa"/>
+              <w:right w:w="100" w:type="dxa"/>
+            </w:tcMar>
+            <w:hideMark/>
+          </w:tcPr>
+          <w:p>
+            <w:pPr>
+              <w:spacing w:before="120" w:after="200"/>
+              <w:rPr>
+                <w:rFonts w:ascii="微软雅黑" w:eastAsia="微软雅黑" w:hAnsi="微软雅黑" w:hint="eastAsia"/>
+                <w:color w:val="1A1A1A"/>
+                <w:sz w:val="19"/>
+                <w:szCs w:val="19"/>
+              </w:rPr>
+            </w:pPr>
+            <w:r>
+              <w:rPr>
+                <w:rFonts w:ascii="微软雅黑" w:eastAsia="微软雅黑" w:hAnsi="微软雅黑" w:hint="eastAsia"/>
+                <w:color w:val="1A1A1A"/>
+                <w:sz w:val="19"/>
+                <w:szCs w:val="19"/>
+              </w:rPr>
+              <w:t>人工确认《</w:t>
+            </w:r>
+            <w:r>
+              <w:rPr>
+                <w:rFonts w:ascii="微软雅黑" w:eastAsia="微软雅黑" w:hAnsi="微软雅黑" w:hint="eastAsia"/>
+                <w:color w:val="1A1A1A"/>
+                <w:sz w:val="19"/>
+                <w:szCs w:val="19"/>
+              </w:rPr>
+              <w:t>01</w:t>
+            </w:r>
+            <w:r>
+              <w:rPr>
+                <w:rFonts w:ascii="微软雅黑" w:eastAsia="微软雅黑" w:hAnsi="微软雅黑" w:hint="eastAsia"/>
+                <w:color w:val="1A1A1A"/>
+                <w:sz w:val="19"/>
+                <w:szCs w:val="19"/>
+              </w:rPr>
+              <w:t>》无异议；生成</w:t>
+            </w:r>
+            <w:r>
+              <w:rPr>
+                <w:rFonts w:ascii="微软雅黑" w:eastAsia="微软雅黑" w:hAnsi="微软雅黑" w:hint="eastAsia"/>
+                <w:color w:val="1A1A1A"/>
+                <w:sz w:val="19"/>
+                <w:szCs w:val="19"/>
+              </w:rPr>
+              <w:t xml:space="preserve"> </w:t>
+            </w:r>
+            <w:r>
+              <w:rPr>
+                <w:rStyle w:val="HTML"/>
+                <w:color w:val="1A1A1A"/>
+              </w:rPr>
+              <w:t>Word</w:t>
+            </w:r>
+            <w:r>
+              <w:rPr>
+                <w:rStyle w:val="HTML"/>
+                <w:color w:val="1A1A1A"/>
+              </w:rPr>
+              <w:t>版</w:t>
+            </w:r>
+            <w:r>
+              <w:rPr>
+                <w:rStyle w:val="HTML"/>
+                <w:color w:val="1A1A1A"/>
+              </w:rPr>
+              <w:t>/</w:t>
+            </w:r>
+            <w:r>
+              <w:rPr>
+                <w:rFonts w:ascii="微软雅黑" w:eastAsia="微软雅黑" w:hAnsi="微软雅黑" w:hint="eastAsia"/>
+                <w:color w:val="1A1A1A"/>
+                <w:sz w:val="19"/>
+                <w:szCs w:val="19"/>
+              </w:rPr>
+              <w:t xml:space="preserve"> </w:t>
+            </w:r>
+            <w:r>
+              <w:rPr>
+                <w:rFonts w:ascii="微软雅黑" w:eastAsia="微软雅黑" w:hAnsi="微软雅黑" w:hint="eastAsia"/>
+                <w:color w:val="1A1A1A"/>
+                <w:sz w:val="19"/>
+                <w:szCs w:val="19"/>
+              </w:rPr>
+              <w:t>目录</w:t>
+            </w:r>
+            <w:r>
+              <w:rPr>
+                <w:rFonts w:ascii="微软雅黑" w:eastAsia="微软雅黑" w:hAnsi="微软雅黑" w:hint="eastAsia"/>
+                <w:color w:val="1A1A1A"/>
+                <w:sz w:val="19"/>
+                <w:szCs w:val="19"/>
+              </w:rPr>
+              <w:t xml:space="preserve"> 6 </w:t>
+            </w:r>
+            <w:r>
+              <w:rPr>
+                <w:rFonts w:ascii="微软雅黑" w:eastAsia="微软雅黑" w:hAnsi="微软雅黑" w:hint="eastAsia"/>
+                <w:color w:val="1A1A1A"/>
+                <w:sz w:val="19"/>
+                <w:szCs w:val="19"/>
+              </w:rPr>
+              <w:t>份</w:t>
+            </w:r>
+            <w:r>
+              <w:rPr>
+                <w:rFonts w:ascii="微软雅黑" w:eastAsia="微软雅黑" w:hAnsi="微软雅黑" w:hint="eastAsia"/>
+                <w:color w:val="1A1A1A"/>
+                <w:sz w:val="19"/>
+                <w:szCs w:val="19"/>
+              </w:rPr>
+              <w:t xml:space="preserve"> docx</w:t>
+            </w:r>
+            <w:r>
+              <w:rPr>
+                <w:rFonts w:ascii="微软雅黑" w:eastAsia="微软雅黑" w:hAnsi="微软雅黑" w:hint="eastAsia"/>
+                <w:color w:val="1A1A1A"/>
+                <w:sz w:val="19"/>
+                <w:szCs w:val="19"/>
+              </w:rPr>
+              <w:t>（</w:t>
+            </w:r>
+            <w:r>
+              <w:rPr>
+                <w:rFonts w:ascii="微软雅黑" w:eastAsia="微软雅黑" w:hAnsi="微软雅黑" w:hint="eastAsia"/>
+                <w:color w:val="1A1A1A"/>
+                <w:sz w:val="19"/>
+                <w:szCs w:val="19"/>
+              </w:rPr>
+              <w:t>01/02/03/04/06/07</w:t>
+            </w:r>
+            <w:r>
+              <w:rPr>
+                <w:rFonts w:ascii="微软雅黑" w:eastAsia="微软雅黑" w:hAnsi="微软雅黑" w:hint="eastAsia"/>
+                <w:color w:val="1A1A1A"/>
+                <w:sz w:val="19"/>
+                <w:szCs w:val="19"/>
+              </w:rPr>
+              <w:t>，保留全部表格与样式）</w:t>
+            </w:r>
+          </w:p>
+        </w:tc>
+        <w:tc>
+          <w:tcPr>
+            <w:tcW w:w="0" w:type="auto"/>
+            <w:tcBorders>
+              <w:top w:val="single" w:sz="6" w:space="0" w:color="808080"/>
+              <w:left w:val="single" w:sz="6" w:space="0" w:color="808080"/>
+              <w:bottom w:val="single" w:sz="6" w:space="0" w:color="808080"/>
+              <w:right w:val="single" w:sz="6" w:space="0" w:color="808080"/>
+            </w:tcBorders>
+            <w:tcMar>
+              <w:top w:w="80" w:type="dxa"/>
+              <w:left w:w="100" w:type="dxa"/>
+              <w:bottom w:w="80" w:type="dxa"/>
+              <w:right w:w="100" w:type="dxa"/>
+            </w:tcMar>
+            <w:hideMark/>
+          </w:tcPr>
+          <w:p>
+            <w:pPr>
+              <w:spacing w:before="120" w:after="200"/>
+              <w:rPr>
+                <w:rFonts w:ascii="微软雅黑" w:eastAsia="微软雅黑" w:hAnsi="微软雅黑" w:hint="eastAsia"/>
+                <w:color w:val="1A1A1A"/>
+                <w:sz w:val="19"/>
+                <w:szCs w:val="19"/>
+              </w:rPr>
+            </w:pPr>
+            <w:r>
+              <w:rPr>
+                <w:rFonts w:ascii="微软雅黑" w:eastAsia="微软雅黑" w:hAnsi="微软雅黑" w:hint="eastAsia"/>
+                <w:color w:val="1A1A1A"/>
+                <w:sz w:val="19"/>
+                <w:szCs w:val="19"/>
+              </w:rPr>
+              <w:t>人工审阅确认；后续实现中如需修改将实时提出</w:t>
             </w:r>
           </w:p>
         </w:tc>
@@ -8495,7 +9023,7 @@
           <w:sz w:val="21"/>
           <w:szCs w:val="21"/>
         </w:rPr>
-        <w:pict w14:anchorId="4F40A437">
+        <w:pict w14:anchorId="7C1F7B00">
           <v:rect id="_x0000_i1028" style="width:0;height:1.5pt" o:hralign="center" o:hrstd="t" o:hr="t" fillcolor="#a0a0a0" stroked="f"/>
         </w:pict>
       </w:r>
@@ -8649,6 +9177,7 @@
                 <w:sz w:val="19"/>
                 <w:szCs w:val="19"/>
               </w:rPr>
+              <w:lastRenderedPageBreak/>
               <w:t>#</w:t>
             </w:r>
           </w:p>
@@ -9654,7 +10183,6 @@
                 <w:sz w:val="19"/>
                 <w:szCs w:val="19"/>
               </w:rPr>
-              <w:lastRenderedPageBreak/>
               <w:t>R-4</w:t>
             </w:r>
           </w:p>
@@ -11175,6 +11703,7 @@
                 <w:sz w:val="19"/>
                 <w:szCs w:val="19"/>
               </w:rPr>
+              <w:lastRenderedPageBreak/>
               <w:t>M-2</w:t>
             </w:r>
           </w:p>
@@ -11932,7 +12461,6 @@
                 <w:sz w:val="19"/>
                 <w:szCs w:val="19"/>
               </w:rPr>
-              <w:lastRenderedPageBreak/>
               <w:t>M-5</w:t>
             </w:r>
           </w:p>
@@ -13144,6 +13672,7 @@
                 <w:sz w:val="19"/>
                 <w:szCs w:val="19"/>
               </w:rPr>
+              <w:lastRenderedPageBreak/>
               <w:t>M-10</w:t>
             </w:r>
           </w:p>
@@ -13590,16 +14119,7 @@
                 <w:sz w:val="19"/>
                 <w:szCs w:val="19"/>
               </w:rPr>
-              <w:t>放</w:t>
-            </w:r>
-            <w:r>
-              <w:rPr>
-                <w:rFonts w:ascii="微软雅黑" w:eastAsia="微软雅黑" w:hAnsi="微软雅黑" w:hint="eastAsia"/>
-                <w:color w:val="1A1A1A"/>
-                <w:sz w:val="19"/>
-                <w:szCs w:val="19"/>
-              </w:rPr>
-              <w:t>宽为</w:t>
+              <w:t>放宽为</w:t>
             </w:r>
             <w:r>
               <w:rPr>
@@ -13959,17 +14479,7 @@
                 <w:sz w:val="19"/>
                 <w:szCs w:val="19"/>
               </w:rPr>
-              <w:t>云</w:t>
-            </w:r>
-            <w:r>
-              <w:rPr>
-                <w:rFonts w:ascii="微软雅黑" w:eastAsia="微软雅黑" w:hAnsi="微软雅黑" w:hint="eastAsia"/>
-                <w:color w:val="1A1A1A"/>
-                <w:sz w:val="19"/>
-                <w:szCs w:val="19"/>
-              </w:rPr>
-              <w:lastRenderedPageBreak/>
-              <w:t>存档行同步）；</w:t>
+              <w:t>云存档行同步）；</w:t>
             </w:r>
             <w:r>
               <w:rPr>
@@ -14025,7 +14535,6 @@
                 <w:sz w:val="19"/>
                 <w:szCs w:val="19"/>
               </w:rPr>
-              <w:lastRenderedPageBreak/>
               <w:t>经验核实</w:t>
             </w:r>
             <w:r>
@@ -15049,6 +15558,7 @@
                 <w:sz w:val="19"/>
                 <w:szCs w:val="19"/>
               </w:rPr>
+              <w:lastRenderedPageBreak/>
               <w:t>#</w:t>
             </w:r>
           </w:p>
@@ -16188,7 +16698,6 @@
                 <w:sz w:val="19"/>
                 <w:szCs w:val="19"/>
               </w:rPr>
-              <w:lastRenderedPageBreak/>
               <w:t>A-7</w:t>
             </w:r>
           </w:p>
@@ -17076,7 +17585,7 @@
           <w:sz w:val="21"/>
           <w:szCs w:val="21"/>
         </w:rPr>
-        <w:pict w14:anchorId="7DE8BFE6">
+        <w:pict w14:anchorId="5EBE9A4C">
           <v:rect id="_x0000_i1029" style="width:0;height:1.5pt" o:hralign="center" o:hrstd="t" o:hr="t" fillcolor="#a0a0a0" stroked="f"/>
         </w:pict>
       </w:r>
@@ -17121,6 +17630,7 @@
           <w:sz w:val="21"/>
           <w:szCs w:val="21"/>
         </w:rPr>
+        <w:lastRenderedPageBreak/>
         <w:t>详见《</w:t>
       </w:r>
       <w:r>
@@ -18157,7 +18667,6 @@
                 <w:sz w:val="19"/>
                 <w:szCs w:val="19"/>
               </w:rPr>
-              <w:lastRenderedPageBreak/>
               <w:t>④</w:t>
             </w:r>
           </w:p>
@@ -18499,7 +19008,7 @@
           <w:sz w:val="21"/>
           <w:szCs w:val="21"/>
         </w:rPr>
-        <w:pict w14:anchorId="6516C64D">
+        <w:pict w14:anchorId="513233A5">
           <v:rect id="_x0000_i1030" style="width:0;height:1.5pt" o:hralign="center" o:hrstd="t" o:hr="t" fillcolor="#a0a0a0" stroked="f"/>
         </w:pict>
       </w:r>
@@ -18590,7 +19099,7 @@
           <w:sz w:val="21"/>
           <w:szCs w:val="21"/>
         </w:rPr>
-        <w:t>》已经人工逐节审阅，非</w:t>
+        <w:t>》已经人工逐节审阅，并于</w:t>
       </w:r>
       <w:r>
         <w:rPr>
@@ -18599,7 +19108,7 @@
           <w:sz w:val="21"/>
           <w:szCs w:val="21"/>
         </w:rPr>
-        <w:t xml:space="preserve"> AI </w:t>
+        <w:t xml:space="preserve"> 2026</w:t>
       </w:r>
       <w:r>
         <w:rPr>
@@ -18608,7 +19117,62 @@
           <w:sz w:val="21"/>
           <w:szCs w:val="21"/>
         </w:rPr>
-        <w:t>原始输出直接提交：第</w:t>
+        <w:t>年</w:t>
+      </w:r>
+      <w:r>
+        <w:rPr>
+          <w:rFonts w:ascii="微软雅黑" w:eastAsia="微软雅黑" w:hAnsi="微软雅黑" w:hint="eastAsia"/>
+          <w:color w:val="1A1A1A"/>
+          <w:sz w:val="21"/>
+          <w:szCs w:val="21"/>
+        </w:rPr>
+        <w:t>9</w:t>
+      </w:r>
+      <w:r>
+        <w:rPr>
+          <w:rFonts w:ascii="微软雅黑" w:eastAsia="微软雅黑" w:hAnsi="微软雅黑" w:hint="eastAsia"/>
+          <w:color w:val="1A1A1A"/>
+          <w:sz w:val="21"/>
+          <w:szCs w:val="21"/>
+        </w:rPr>
+        <w:t>月</w:t>
+      </w:r>
+      <w:r>
+        <w:rPr>
+          <w:rFonts w:ascii="微软雅黑" w:eastAsia="微软雅黑" w:hAnsi="微软雅黑" w:hint="eastAsia"/>
+          <w:color w:val="1A1A1A"/>
+          <w:sz w:val="21"/>
+          <w:szCs w:val="21"/>
+        </w:rPr>
+        <w:t>21</w:t>
+      </w:r>
+      <w:r>
+        <w:rPr>
+          <w:rFonts w:ascii="微软雅黑" w:eastAsia="微软雅黑" w:hAnsi="微软雅黑" w:hint="eastAsia"/>
+          <w:color w:val="1A1A1A"/>
+          <w:sz w:val="21"/>
+          <w:szCs w:val="21"/>
+        </w:rPr>
+        <w:t>日确认</w:t>
+      </w:r>
+      <w:r>
+        <w:rPr>
+          <w:rStyle w:val="a6"/>
+          <w:rFonts w:ascii="微软雅黑" w:eastAsia="微软雅黑" w:hAnsi="微软雅黑" w:hint="eastAsia"/>
+          <w:color w:val="1A1A1A"/>
+          <w:sz w:val="21"/>
+          <w:szCs w:val="21"/>
+        </w:rPr>
+        <w:t>暂无异议</w:t>
+      </w:r>
+      <w:r>
+        <w:rPr>
+          <w:rFonts w:ascii="微软雅黑" w:eastAsia="微软雅黑" w:hAnsi="微软雅黑" w:hint="eastAsia"/>
+          <w:color w:val="1A1A1A"/>
+          <w:sz w:val="21"/>
+          <w:szCs w:val="21"/>
+        </w:rPr>
+        <w:t>（后续实现过程中如需修改将实时提出）：第</w:t>
       </w:r>
       <w:r>
         <w:rPr>
@@ -18982,9 +19546,9 @@
 <file path=word/numbering.xml><?xml version="1.0" encoding="utf-8"?>
 <w:numbering xmlns:wpc="http://schemas.microsoft.com/office/word/2010/wordprocessingCanvas" xmlns:cx="http://schemas.microsoft.com/office/drawing/2014/chartex" xmlns:cx1="http://schemas.microsoft.com/office/drawing/2015/9/8/chartex" xmlns:cx2="http://schemas.microsoft.com/office/drawing/2015/10/21/chartex" xmlns:cx3="http://schemas.microsoft.com/office/drawing/2016/5/9/chartex" xmlns:cx4="http://schemas.microsoft.com/office/drawing/2016/5/10/chartex" xmlns:cx5="http://schemas.microsoft.com/office/drawing/2016/5/11/chartex" xmlns:cx6="http://schemas.microsoft.com/office/drawing/2016/5/12/chartex" xmlns:cx7="http://schemas.microsoft.com/office/drawing/2016/5/13/chartex" xmlns:cx8="http://schemas.microsoft.com/office/drawing/2016/5/14/chartex" xmlns:mc="http://schemas.openxmlformats.org/markup-compatibility/2006" xmlns:aink="http://schemas.microsoft.com/office/drawing/2016/ink" xmlns:am3d="http://schemas.microsoft.com/office/drawing/2017/model3d" xmlns:o="urn:schemas-microsoft-com:office:office" xmlns:oel="http://schemas.microsoft.com/office/2019/extlst" xmlns:r="http://schemas.openxmlformats.org/officeDocument/2006/relationships" xmlns:m="http://schemas.openxmlformats.org/officeDocument/2006/math" xmlns:v="urn:schemas-microsoft-com:vml" xmlns:wp14="http://schemas.microsoft.com/office/word/2010/wordprocessingDrawing" xmlns:wp="http://schemas.openxmlformats.org/drawingml/2006/wordprocessingDrawing" xmlns:w10="urn:schemas-microsoft-com:office:word" xmlns:w="http://schemas.openxmlformats.org/wordprocessingml/2006/main" xmlns:w14="http://schemas.microsoft.com/office/word/2010/wordml" xmlns:w15="http://schemas.microsoft.com/office/word/2012/wordml" xmlns:w16cex="http://schemas.microsoft.com/office/word/2018/wordml/cex" xmlns:w16cid="http://schemas.microsoft.com/office/word/2016/wordml/cid" xmlns:w16="http://schemas.microsoft.com/office/word/2018/wordml" xmlns:w16du="http://schemas.microsoft.com/office/word/2023/wordml/word16du" xmlns:w16sdtdh="http://schemas.microsoft.com/office/word/2020/wordml/sdtdatahash" xmlns:w16sdtfl="http://schemas.microsoft.com/office/word/2024/wordml/sdtformatlock" xmlns:w16se="http://schemas.microsoft.com/office/word/2015/wordml/symex" xmlns:wpg="http://schemas.microsoft.com/office/word/2010/wordprocessingGroup" xmlns:wpi="http://schemas.microsoft.com/office/word/2010/wordprocessingInk" xmlns:wne="http://schemas.microsoft.com/office/word/2006/wordml" xmlns:wps="http://schemas.microsoft.com/office/word/2010/wordprocessingShape" mc:Ignorable="w14 w15 w16se w16cid w16 w16cex w16sdtdh w16sdtfl w16du wp14">
   <w:abstractNum w:abstractNumId="0" w15:restartNumberingAfterBreak="0">
-    <w:nsid w:val="19300BF0"/>
+    <w:nsid w:val="2FD00197"/>
     <w:multiLevelType w:val="multilevel"/>
-    <w:tmpl w:val="416E9DB8"/>
+    <w:tmpl w:val="54FEEF9A"/>
     <w:lvl w:ilvl="0">
       <w:start w:val="1"/>
       <w:numFmt w:val="decimal"/>
@@ -19094,7 +19658,7 @@
       </w:pPr>
     </w:lvl>
   </w:abstractNum>
-  <w:num w:numId="1" w16cid:durableId="627202882">
+  <w:num w:numId="1" w16cid:durableId="1365599612">
     <w:abstractNumId w:val="0"/>
   </w:num>
 </w:numbering>
@@ -19765,7 +20329,7 @@
     <w:link w:val="a8"/>
     <w:uiPriority w:val="99"/>
     <w:unhideWhenUsed/>
-    <w:rsid w:val="00185454"/>
+    <w:rsid w:val="00A32AB9"/>
     <w:pPr>
       <w:tabs>
         <w:tab w:val="center" w:pos="4153"/>
@@ -19784,7 +20348,7 @@
     <w:basedOn w:val="a0"/>
     <w:link w:val="a7"/>
     <w:uiPriority w:val="99"/>
-    <w:rsid w:val="00185454"/>
+    <w:rsid w:val="00A32AB9"/>
     <w:rPr>
       <w:rFonts w:ascii="宋体" w:eastAsia="宋体" w:hAnsi="宋体" w:cs="宋体"/>
       <w:sz w:val="18"/>
@@ -19797,7 +20361,7 @@
     <w:link w:val="aa"/>
     <w:uiPriority w:val="99"/>
     <w:unhideWhenUsed/>
-    <w:rsid w:val="00185454"/>
+    <w:rsid w:val="00A32AB9"/>
     <w:pPr>
       <w:tabs>
         <w:tab w:val="center" w:pos="4153"/>
@@ -19815,7 +20379,7 @@
     <w:basedOn w:val="a0"/>
     <w:link w:val="a9"/>
     <w:uiPriority w:val="99"/>
-    <w:rsid w:val="00185454"/>
+    <w:rsid w:val="00A32AB9"/>
     <w:rPr>
       <w:rFonts w:ascii="宋体" w:eastAsia="宋体" w:hAnsi="宋体" w:cs="宋体"/>
       <w:sz w:val="18"/>
@@ -19828,7 +20392,7 @@
     <w:uiPriority w:val="99"/>
     <w:semiHidden/>
     <w:unhideWhenUsed/>
-    <w:rsid w:val="00185454"/>
+    <w:rsid w:val="00A32AB9"/>
   </w:style>
 </w:styles>
 </file>

--- a/选题一_益智消除网页游戏/Word版/02_AI协作记录.docx
+++ b/选题一_益智消除网页游戏/Word版/02_AI协作记录.docx
@@ -42,7 +42,7 @@
     <w:p>
       <w:pPr>
         <w:spacing w:after="80"/>
-        <w:divId w:val="1792940502"/>
+        <w:divId w:val="858351573"/>
         <w:rPr>
           <w:rFonts w:ascii="微软雅黑" w:eastAsia="微软雅黑" w:hAnsi="微软雅黑" w:hint="eastAsia"/>
           <w:color w:val="404040"/>
@@ -140,7 +140,7 @@
     <w:p>
       <w:pPr>
         <w:spacing w:after="80"/>
-        <w:divId w:val="1792940502"/>
+        <w:divId w:val="858351573"/>
         <w:rPr>
           <w:rFonts w:ascii="微软雅黑" w:eastAsia="微软雅黑" w:hAnsi="微软雅黑" w:hint="eastAsia"/>
           <w:color w:val="404040"/>
@@ -236,7 +236,7 @@
           <w:sz w:val="20"/>
           <w:szCs w:val="20"/>
         </w:rPr>
-        <w:t>21</w:t>
+        <w:t>28</w:t>
       </w:r>
       <w:r>
         <w:rPr>
@@ -251,7 +251,7 @@
     <w:p>
       <w:pPr>
         <w:spacing w:after="80"/>
-        <w:divId w:val="1792940502"/>
+        <w:divId w:val="858351573"/>
         <w:rPr>
           <w:rFonts w:ascii="微软雅黑" w:eastAsia="微软雅黑" w:hAnsi="微软雅黑" w:hint="eastAsia"/>
           <w:color w:val="404040"/>
@@ -286,7 +286,7 @@
           <w:sz w:val="21"/>
           <w:szCs w:val="21"/>
         </w:rPr>
-        <w:pict w14:anchorId="3508F101">
+        <w:pict w14:anchorId="15828063">
           <v:rect id="_x0000_i1025" style="width:0;height:1.5pt" o:hralign="center" o:hrstd="t" o:hr="t" fillcolor="#a0a0a0" stroked="f"/>
         </w:pict>
       </w:r>
@@ -860,7 +860,7 @@
           <w:sz w:val="21"/>
           <w:szCs w:val="21"/>
         </w:rPr>
-        <w:pict w14:anchorId="33127454">
+        <w:pict w14:anchorId="4A8411E8">
           <v:rect id="_x0000_i1026" style="width:0;height:1.5pt" o:hralign="center" o:hrstd="t" o:hr="t" fillcolor="#a0a0a0" stroked="f"/>
         </w:pict>
       </w:r>
@@ -5197,7 +5197,7 @@
           <w:szCs w:val="21"/>
         </w:rPr>
         <w:lastRenderedPageBreak/>
-        <w:pict w14:anchorId="6605807F">
+        <w:pict w14:anchorId="47AFD71C">
           <v:rect id="_x0000_i1027" style="width:0;height:1.5pt" o:hralign="center" o:hrstd="t" o:hr="t" fillcolor="#a0a0a0" stroked="f"/>
         </w:pict>
       </w:r>
@@ -9023,7 +9023,7 @@
           <w:sz w:val="21"/>
           <w:szCs w:val="21"/>
         </w:rPr>
-        <w:pict w14:anchorId="7C1F7B00">
+        <w:pict w14:anchorId="3FDC213E">
           <v:rect id="_x0000_i1028" style="width:0;height:1.5pt" o:hralign="center" o:hrstd="t" o:hr="t" fillcolor="#a0a0a0" stroked="f"/>
         </w:pict>
       </w:r>
@@ -14580,7 +14580,7 @@
                 <w:sz w:val="19"/>
                 <w:szCs w:val="19"/>
               </w:rPr>
-              <w:t>2026-09-21</w:t>
+              <w:t>2026-09-28</w:t>
             </w:r>
             <w:r>
               <w:rPr>
@@ -15356,7 +15356,7 @@
                 <w:sz w:val="19"/>
                 <w:szCs w:val="19"/>
               </w:rPr>
-              <w:t>2026-09-21</w:t>
+              <w:t>2026-09-28</w:t>
             </w:r>
             <w:r>
               <w:rPr>
@@ -17585,7 +17585,7 @@
           <w:sz w:val="21"/>
           <w:szCs w:val="21"/>
         </w:rPr>
-        <w:pict w14:anchorId="5EBE9A4C">
+        <w:pict w14:anchorId="7AF419B7">
           <v:rect id="_x0000_i1029" style="width:0;height:1.5pt" o:hralign="center" o:hrstd="t" o:hr="t" fillcolor="#a0a0a0" stroked="f"/>
         </w:pict>
       </w:r>
@@ -18412,7 +18412,7 @@
                 <w:sz w:val="19"/>
                 <w:szCs w:val="19"/>
               </w:rPr>
-              <w:t>2026-09-21</w:t>
+              <w:t>2026-09-28</w:t>
             </w:r>
             <w:r>
               <w:rPr>
@@ -19008,7 +19008,7 @@
           <w:sz w:val="21"/>
           <w:szCs w:val="21"/>
         </w:rPr>
-        <w:pict w14:anchorId="513233A5">
+        <w:pict w14:anchorId="018B8BA7">
           <v:rect id="_x0000_i1030" style="width:0;height:1.5pt" o:hralign="center" o:hrstd="t" o:hr="t" fillcolor="#a0a0a0" stroked="f"/>
         </w:pict>
       </w:r>
@@ -19144,7 +19144,7 @@
           <w:sz w:val="21"/>
           <w:szCs w:val="21"/>
         </w:rPr>
-        <w:t>21</w:t>
+        <w:t>28</w:t>
       </w:r>
       <w:r>
         <w:rPr>
@@ -19546,9 +19546,9 @@
 <file path=word/numbering.xml><?xml version="1.0" encoding="utf-8"?>
 <w:numbering xmlns:wpc="http://schemas.microsoft.com/office/word/2010/wordprocessingCanvas" xmlns:cx="http://schemas.microsoft.com/office/drawing/2014/chartex" xmlns:cx1="http://schemas.microsoft.com/office/drawing/2015/9/8/chartex" xmlns:cx2="http://schemas.microsoft.com/office/drawing/2015/10/21/chartex" xmlns:cx3="http://schemas.microsoft.com/office/drawing/2016/5/9/chartex" xmlns:cx4="http://schemas.microsoft.com/office/drawing/2016/5/10/chartex" xmlns:cx5="http://schemas.microsoft.com/office/drawing/2016/5/11/chartex" xmlns:cx6="http://schemas.microsoft.com/office/drawing/2016/5/12/chartex" xmlns:cx7="http://schemas.microsoft.com/office/drawing/2016/5/13/chartex" xmlns:cx8="http://schemas.microsoft.com/office/drawing/2016/5/14/chartex" xmlns:mc="http://schemas.openxmlformats.org/markup-compatibility/2006" xmlns:aink="http://schemas.microsoft.com/office/drawing/2016/ink" xmlns:am3d="http://schemas.microsoft.com/office/drawing/2017/model3d" xmlns:o="urn:schemas-microsoft-com:office:office" xmlns:oel="http://schemas.microsoft.com/office/2019/extlst" xmlns:r="http://schemas.openxmlformats.org/officeDocument/2006/relationships" xmlns:m="http://schemas.openxmlformats.org/officeDocument/2006/math" xmlns:v="urn:schemas-microsoft-com:vml" xmlns:wp14="http://schemas.microsoft.com/office/word/2010/wordprocessingDrawing" xmlns:wp="http://schemas.openxmlformats.org/drawingml/2006/wordprocessingDrawing" xmlns:w10="urn:schemas-microsoft-com:office:word" xmlns:w="http://schemas.openxmlformats.org/wordprocessingml/2006/main" xmlns:w14="http://schemas.microsoft.com/office/word/2010/wordml" xmlns:w15="http://schemas.microsoft.com/office/word/2012/wordml" xmlns:w16cex="http://schemas.microsoft.com/office/word/2018/wordml/cex" xmlns:w16cid="http://schemas.microsoft.com/office/word/2016/wordml/cid" xmlns:w16="http://schemas.microsoft.com/office/word/2018/wordml" xmlns:w16du="http://schemas.microsoft.com/office/word/2023/wordml/word16du" xmlns:w16sdtdh="http://schemas.microsoft.com/office/word/2020/wordml/sdtdatahash" xmlns:w16sdtfl="http://schemas.microsoft.com/office/word/2024/wordml/sdtformatlock" xmlns:w16se="http://schemas.microsoft.com/office/word/2015/wordml/symex" xmlns:wpg="http://schemas.microsoft.com/office/word/2010/wordprocessingGroup" xmlns:wpi="http://schemas.microsoft.com/office/word/2010/wordprocessingInk" xmlns:wne="http://schemas.microsoft.com/office/word/2006/wordml" xmlns:wps="http://schemas.microsoft.com/office/word/2010/wordprocessingShape" mc:Ignorable="w14 w15 w16se w16cid w16 w16cex w16sdtdh w16sdtfl w16du wp14">
   <w:abstractNum w:abstractNumId="0" w15:restartNumberingAfterBreak="0">
-    <w:nsid w:val="2FD00197"/>
+    <w:nsid w:val="6FB2431C"/>
     <w:multiLevelType w:val="multilevel"/>
-    <w:tmpl w:val="54FEEF9A"/>
+    <w:tmpl w:val="98208A84"/>
     <w:lvl w:ilvl="0">
       <w:start w:val="1"/>
       <w:numFmt w:val="decimal"/>
@@ -19658,7 +19658,7 @@
       </w:pPr>
     </w:lvl>
   </w:abstractNum>
-  <w:num w:numId="1" w16cid:durableId="1365599612">
+  <w:num w:numId="1" w16cid:durableId="667368174">
     <w:abstractNumId w:val="0"/>
   </w:num>
 </w:numbering>
@@ -20329,7 +20329,7 @@
     <w:link w:val="a8"/>
     <w:uiPriority w:val="99"/>
     <w:unhideWhenUsed/>
-    <w:rsid w:val="00A32AB9"/>
+    <w:rsid w:val="00327E7A"/>
     <w:pPr>
       <w:tabs>
         <w:tab w:val="center" w:pos="4153"/>
@@ -20348,7 +20348,7 @@
     <w:basedOn w:val="a0"/>
     <w:link w:val="a7"/>
     <w:uiPriority w:val="99"/>
-    <w:rsid w:val="00A32AB9"/>
+    <w:rsid w:val="00327E7A"/>
     <w:rPr>
       <w:rFonts w:ascii="宋体" w:eastAsia="宋体" w:hAnsi="宋体" w:cs="宋体"/>
       <w:sz w:val="18"/>
@@ -20361,7 +20361,7 @@
     <w:link w:val="aa"/>
     <w:uiPriority w:val="99"/>
     <w:unhideWhenUsed/>
-    <w:rsid w:val="00A32AB9"/>
+    <w:rsid w:val="00327E7A"/>
     <w:pPr>
       <w:tabs>
         <w:tab w:val="center" w:pos="4153"/>
@@ -20379,7 +20379,7 @@
     <w:basedOn w:val="a0"/>
     <w:link w:val="a9"/>
     <w:uiPriority w:val="99"/>
-    <w:rsid w:val="00A32AB9"/>
+    <w:rsid w:val="00327E7A"/>
     <w:rPr>
       <w:rFonts w:ascii="宋体" w:eastAsia="宋体" w:hAnsi="宋体" w:cs="宋体"/>
       <w:sz w:val="18"/>
@@ -20392,7 +20392,7 @@
     <w:uiPriority w:val="99"/>
     <w:semiHidden/>
     <w:unhideWhenUsed/>
-    <w:rsid w:val="00A32AB9"/>
+    <w:rsid w:val="00327E7A"/>
   </w:style>
 </w:styles>
 </file>

--- a/选题一_益智消除网页游戏/Word版/02_AI协作记录.docx
+++ b/选题一_益智消除网页游戏/Word版/02_AI协作记录.docx
@@ -42,7 +42,7 @@
     <w:p>
       <w:pPr>
         <w:spacing w:after="80"/>
-        <w:divId w:val="858351573"/>
+        <w:divId w:val="1788500368"/>
         <w:rPr>
           <w:rFonts w:ascii="微软雅黑" w:eastAsia="微软雅黑" w:hAnsi="微软雅黑" w:hint="eastAsia"/>
           <w:color w:val="404040"/>
@@ -140,7 +140,7 @@
     <w:p>
       <w:pPr>
         <w:spacing w:after="80"/>
-        <w:divId w:val="858351573"/>
+        <w:divId w:val="1788500368"/>
         <w:rPr>
           <w:rFonts w:ascii="微软雅黑" w:eastAsia="微软雅黑" w:hAnsi="微软雅黑" w:hint="eastAsia"/>
           <w:color w:val="404040"/>
@@ -251,7 +251,7 @@
     <w:p>
       <w:pPr>
         <w:spacing w:after="80"/>
-        <w:divId w:val="858351573"/>
+        <w:divId w:val="1788500368"/>
         <w:rPr>
           <w:rFonts w:ascii="微软雅黑" w:eastAsia="微软雅黑" w:hAnsi="微软雅黑" w:hint="eastAsia"/>
           <w:color w:val="404040"/>
@@ -286,7 +286,7 @@
           <w:sz w:val="21"/>
           <w:szCs w:val="21"/>
         </w:rPr>
-        <w:pict w14:anchorId="15828063">
+        <w:pict w14:anchorId="7EF1301D">
           <v:rect id="_x0000_i1025" style="width:0;height:1.5pt" o:hralign="center" o:hrstd="t" o:hr="t" fillcolor="#a0a0a0" stroked="f"/>
         </w:pict>
       </w:r>
@@ -860,7 +860,7 @@
           <w:sz w:val="21"/>
           <w:szCs w:val="21"/>
         </w:rPr>
-        <w:pict w14:anchorId="4A8411E8">
+        <w:pict w14:anchorId="05CFC3A5">
           <v:rect id="_x0000_i1026" style="width:0;height:1.5pt" o:hralign="center" o:hrstd="t" o:hr="t" fillcolor="#a0a0a0" stroked="f"/>
         </w:pict>
       </w:r>
@@ -5178,6 +5178,224 @@
           </w:p>
         </w:tc>
       </w:tr>
+      <w:tr>
+        <w:tc>
+          <w:tcPr>
+            <w:tcW w:w="0" w:type="auto"/>
+            <w:tcBorders>
+              <w:top w:val="single" w:sz="6" w:space="0" w:color="808080"/>
+              <w:left w:val="single" w:sz="6" w:space="0" w:color="808080"/>
+              <w:bottom w:val="single" w:sz="6" w:space="0" w:color="808080"/>
+              <w:right w:val="single" w:sz="6" w:space="0" w:color="808080"/>
+            </w:tcBorders>
+            <w:tcMar>
+              <w:top w:w="80" w:type="dxa"/>
+              <w:left w:w="100" w:type="dxa"/>
+              <w:bottom w:w="80" w:type="dxa"/>
+              <w:right w:w="100" w:type="dxa"/>
+            </w:tcMar>
+            <w:hideMark/>
+          </w:tcPr>
+          <w:p>
+            <w:pPr>
+              <w:spacing w:before="120" w:after="200"/>
+              <w:rPr>
+                <w:rFonts w:ascii="微软雅黑" w:eastAsia="微软雅黑" w:hAnsi="微软雅黑" w:hint="eastAsia"/>
+                <w:color w:val="1A1A1A"/>
+                <w:sz w:val="19"/>
+                <w:szCs w:val="19"/>
+              </w:rPr>
+            </w:pPr>
+            <w:r>
+              <w:rPr>
+                <w:rFonts w:ascii="微软雅黑" w:eastAsia="微软雅黑" w:hAnsi="微软雅黑" w:hint="eastAsia"/>
+                <w:color w:val="1A1A1A"/>
+                <w:sz w:val="19"/>
+                <w:szCs w:val="19"/>
+              </w:rPr>
+              <w:lastRenderedPageBreak/>
+              <w:t>P18</w:t>
+            </w:r>
+          </w:p>
+        </w:tc>
+        <w:tc>
+          <w:tcPr>
+            <w:tcW w:w="0" w:type="auto"/>
+            <w:tcBorders>
+              <w:top w:val="single" w:sz="6" w:space="0" w:color="808080"/>
+              <w:left w:val="single" w:sz="6" w:space="0" w:color="808080"/>
+              <w:bottom w:val="single" w:sz="6" w:space="0" w:color="808080"/>
+              <w:right w:val="single" w:sz="6" w:space="0" w:color="808080"/>
+            </w:tcBorders>
+            <w:tcMar>
+              <w:top w:w="80" w:type="dxa"/>
+              <w:left w:w="100" w:type="dxa"/>
+              <w:bottom w:w="80" w:type="dxa"/>
+              <w:right w:w="100" w:type="dxa"/>
+            </w:tcMar>
+            <w:hideMark/>
+          </w:tcPr>
+          <w:p>
+            <w:pPr>
+              <w:spacing w:before="120" w:after="200"/>
+              <w:rPr>
+                <w:rFonts w:ascii="微软雅黑" w:eastAsia="微软雅黑" w:hAnsi="微软雅黑" w:hint="eastAsia"/>
+                <w:color w:val="1A1A1A"/>
+                <w:sz w:val="19"/>
+                <w:szCs w:val="19"/>
+              </w:rPr>
+            </w:pPr>
+            <w:r>
+              <w:rPr>
+                <w:rFonts w:ascii="微软雅黑" w:eastAsia="微软雅黑" w:hAnsi="微软雅黑" w:hint="eastAsia"/>
+                <w:color w:val="1A1A1A"/>
+                <w:sz w:val="19"/>
+                <w:szCs w:val="19"/>
+              </w:rPr>
+              <w:t>轮次</w:t>
+            </w:r>
+            <w:r>
+              <w:rPr>
+                <w:rFonts w:ascii="微软雅黑" w:eastAsia="微软雅黑" w:hAnsi="微软雅黑" w:hint="eastAsia"/>
+                <w:color w:val="1A1A1A"/>
+                <w:sz w:val="19"/>
+                <w:szCs w:val="19"/>
+              </w:rPr>
+              <w:t xml:space="preserve"> 15</w:t>
+            </w:r>
+          </w:p>
+        </w:tc>
+        <w:tc>
+          <w:tcPr>
+            <w:tcW w:w="0" w:type="auto"/>
+            <w:tcBorders>
+              <w:top w:val="single" w:sz="6" w:space="0" w:color="808080"/>
+              <w:left w:val="single" w:sz="6" w:space="0" w:color="808080"/>
+              <w:bottom w:val="single" w:sz="6" w:space="0" w:color="808080"/>
+              <w:right w:val="single" w:sz="6" w:space="0" w:color="808080"/>
+            </w:tcBorders>
+            <w:tcMar>
+              <w:top w:w="80" w:type="dxa"/>
+              <w:left w:w="100" w:type="dxa"/>
+              <w:bottom w:w="80" w:type="dxa"/>
+              <w:right w:w="100" w:type="dxa"/>
+            </w:tcMar>
+            <w:hideMark/>
+          </w:tcPr>
+          <w:p>
+            <w:pPr>
+              <w:spacing w:before="120" w:after="200"/>
+              <w:rPr>
+                <w:rFonts w:ascii="微软雅黑" w:eastAsia="微软雅黑" w:hAnsi="微软雅黑" w:hint="eastAsia"/>
+                <w:color w:val="1A1A1A"/>
+                <w:sz w:val="19"/>
+                <w:szCs w:val="19"/>
+              </w:rPr>
+            </w:pPr>
+            <w:r>
+              <w:rPr>
+                <w:rFonts w:ascii="微软雅黑" w:eastAsia="微软雅黑" w:hAnsi="微软雅黑" w:hint="eastAsia"/>
+                <w:color w:val="1A1A1A"/>
+                <w:sz w:val="19"/>
+                <w:szCs w:val="19"/>
+              </w:rPr>
+              <w:t>人工指示：</w:t>
+            </w:r>
+            <w:r>
+              <w:rPr>
+                <w:rFonts w:ascii="微软雅黑" w:eastAsia="微软雅黑" w:hAnsi="微软雅黑" w:hint="eastAsia"/>
+                <w:color w:val="1A1A1A"/>
+                <w:sz w:val="19"/>
+                <w:szCs w:val="19"/>
+              </w:rPr>
+              <w:t>"</w:t>
+            </w:r>
+            <w:r>
+              <w:rPr>
+                <w:rFonts w:ascii="微软雅黑" w:eastAsia="微软雅黑" w:hAnsi="微软雅黑" w:hint="eastAsia"/>
+                <w:color w:val="1A1A1A"/>
+                <w:sz w:val="19"/>
+                <w:szCs w:val="19"/>
+              </w:rPr>
+              <w:t>我已提交，现在在评分中。我们接着干吧</w:t>
+            </w:r>
+            <w:r>
+              <w:rPr>
+                <w:rFonts w:ascii="微软雅黑" w:eastAsia="微软雅黑" w:hAnsi="微软雅黑" w:hint="eastAsia"/>
+                <w:color w:val="1A1A1A"/>
+                <w:sz w:val="19"/>
+                <w:szCs w:val="19"/>
+              </w:rPr>
+              <w:t>"</w:t>
+            </w:r>
+            <w:r>
+              <w:rPr>
+                <w:rFonts w:ascii="微软雅黑" w:eastAsia="微软雅黑" w:hAnsi="微软雅黑" w:hint="eastAsia"/>
+                <w:color w:val="1A1A1A"/>
+                <w:sz w:val="19"/>
+                <w:szCs w:val="19"/>
+              </w:rPr>
+              <w:t>（新实验内容尚未发布，由</w:t>
+            </w:r>
+            <w:r>
+              <w:rPr>
+                <w:rFonts w:ascii="微软雅黑" w:eastAsia="微软雅黑" w:hAnsi="微软雅黑" w:hint="eastAsia"/>
+                <w:color w:val="1A1A1A"/>
+                <w:sz w:val="19"/>
+                <w:szCs w:val="19"/>
+              </w:rPr>
+              <w:t xml:space="preserve"> AI </w:t>
+            </w:r>
+            <w:r>
+              <w:rPr>
+                <w:rFonts w:ascii="微软雅黑" w:eastAsia="微软雅黑" w:hAnsi="微软雅黑" w:hint="eastAsia"/>
+                <w:color w:val="1A1A1A"/>
+                <w:sz w:val="19"/>
+                <w:szCs w:val="19"/>
+              </w:rPr>
+              <w:t>建议下一步方向）</w:t>
+            </w:r>
+          </w:p>
+        </w:tc>
+        <w:tc>
+          <w:tcPr>
+            <w:tcW w:w="0" w:type="auto"/>
+            <w:tcBorders>
+              <w:top w:val="single" w:sz="6" w:space="0" w:color="808080"/>
+              <w:left w:val="single" w:sz="6" w:space="0" w:color="808080"/>
+              <w:bottom w:val="single" w:sz="6" w:space="0" w:color="808080"/>
+              <w:right w:val="single" w:sz="6" w:space="0" w:color="808080"/>
+            </w:tcBorders>
+            <w:tcMar>
+              <w:top w:w="80" w:type="dxa"/>
+              <w:left w:w="100" w:type="dxa"/>
+              <w:bottom w:w="80" w:type="dxa"/>
+              <w:right w:w="100" w:type="dxa"/>
+            </w:tcMar>
+            <w:hideMark/>
+          </w:tcPr>
+          <w:p>
+            <w:pPr>
+              <w:spacing w:before="120" w:after="200"/>
+              <w:rPr>
+                <w:rFonts w:ascii="微软雅黑" w:eastAsia="微软雅黑" w:hAnsi="微软雅黑" w:hint="eastAsia"/>
+                <w:color w:val="1A1A1A"/>
+                <w:sz w:val="19"/>
+                <w:szCs w:val="19"/>
+              </w:rPr>
+            </w:pPr>
+            <w:r>
+              <w:rPr>
+                <w:rFonts w:ascii="微软雅黑" w:eastAsia="微软雅黑" w:hAnsi="微软雅黑" w:hint="eastAsia"/>
+                <w:color w:val="1A1A1A"/>
+                <w:sz w:val="19"/>
+                <w:szCs w:val="19"/>
+              </w:rPr>
+              <w:t>进入实现阶段</w:t>
+            </w:r>
+          </w:p>
+        </w:tc>
+      </w:tr>
     </w:tbl>
     <w:p>
       <w:pPr>
@@ -5196,8 +5414,7 @@
           <w:sz w:val="21"/>
           <w:szCs w:val="21"/>
         </w:rPr>
-        <w:lastRenderedPageBreak/>
-        <w:pict w14:anchorId="47AFD71C">
+        <w:pict w14:anchorId="0E915534">
           <v:rect id="_x0000_i1027" style="width:0;height:1.5pt" o:hralign="center" o:hrstd="t" o:hr="t" fillcolor="#a0a0a0" stroked="f"/>
         </w:pict>
       </w:r>
@@ -5237,10 +5454,10 @@
         <w:tblLook w:val="04A0" w:firstRow="1" w:lastRow="0" w:firstColumn="1" w:lastColumn="0" w:noHBand="0" w:noVBand="1"/>
       </w:tblPr>
       <w:tblGrid>
-        <w:gridCol w:w="486"/>
-        <w:gridCol w:w="1353"/>
-        <w:gridCol w:w="6200"/>
-        <w:gridCol w:w="2051"/>
+        <w:gridCol w:w="469"/>
+        <w:gridCol w:w="1178"/>
+        <w:gridCol w:w="6771"/>
+        <w:gridCol w:w="1672"/>
       </w:tblGrid>
       <w:tr>
         <w:trPr>
@@ -6769,6 +6986,7 @@
                 <w:sz w:val="19"/>
                 <w:szCs w:val="19"/>
               </w:rPr>
+              <w:lastRenderedPageBreak/>
               <w:t>7</w:t>
             </w:r>
           </w:p>
@@ -7067,7 +7285,6 @@
                 <w:sz w:val="19"/>
                 <w:szCs w:val="19"/>
               </w:rPr>
-              <w:lastRenderedPageBreak/>
               <w:t>8</w:t>
             </w:r>
           </w:p>
@@ -9001,6 +9218,366 @@
                 <w:szCs w:val="19"/>
               </w:rPr>
               <w:t>人工审阅确认；后续实现中如需修改将实时提出</w:t>
+            </w:r>
+          </w:p>
+        </w:tc>
+      </w:tr>
+      <w:tr>
+        <w:tc>
+          <w:tcPr>
+            <w:tcW w:w="0" w:type="auto"/>
+            <w:tcBorders>
+              <w:top w:val="single" w:sz="6" w:space="0" w:color="808080"/>
+              <w:left w:val="single" w:sz="6" w:space="0" w:color="808080"/>
+              <w:bottom w:val="single" w:sz="6" w:space="0" w:color="808080"/>
+              <w:right w:val="single" w:sz="6" w:space="0" w:color="808080"/>
+            </w:tcBorders>
+            <w:tcMar>
+              <w:top w:w="80" w:type="dxa"/>
+              <w:left w:w="100" w:type="dxa"/>
+              <w:bottom w:w="80" w:type="dxa"/>
+              <w:right w:w="100" w:type="dxa"/>
+            </w:tcMar>
+            <w:hideMark/>
+          </w:tcPr>
+          <w:p>
+            <w:pPr>
+              <w:spacing w:before="120" w:after="200"/>
+              <w:rPr>
+                <w:rFonts w:ascii="微软雅黑" w:eastAsia="微软雅黑" w:hAnsi="微软雅黑" w:hint="eastAsia"/>
+                <w:color w:val="1A1A1A"/>
+                <w:sz w:val="19"/>
+                <w:szCs w:val="19"/>
+              </w:rPr>
+            </w:pPr>
+            <w:r>
+              <w:rPr>
+                <w:rFonts w:ascii="微软雅黑" w:eastAsia="微软雅黑" w:hAnsi="微软雅黑" w:hint="eastAsia"/>
+                <w:color w:val="1A1A1A"/>
+                <w:sz w:val="19"/>
+                <w:szCs w:val="19"/>
+              </w:rPr>
+              <w:lastRenderedPageBreak/>
+              <w:t>15</w:t>
+            </w:r>
+          </w:p>
+        </w:tc>
+        <w:tc>
+          <w:tcPr>
+            <w:tcW w:w="0" w:type="auto"/>
+            <w:tcBorders>
+              <w:top w:val="single" w:sz="6" w:space="0" w:color="808080"/>
+              <w:left w:val="single" w:sz="6" w:space="0" w:color="808080"/>
+              <w:bottom w:val="single" w:sz="6" w:space="0" w:color="808080"/>
+              <w:right w:val="single" w:sz="6" w:space="0" w:color="808080"/>
+            </w:tcBorders>
+            <w:tcMar>
+              <w:top w:w="80" w:type="dxa"/>
+              <w:left w:w="100" w:type="dxa"/>
+              <w:bottom w:w="80" w:type="dxa"/>
+              <w:right w:w="100" w:type="dxa"/>
+            </w:tcMar>
+            <w:hideMark/>
+          </w:tcPr>
+          <w:p>
+            <w:pPr>
+              <w:spacing w:before="120" w:after="200"/>
+              <w:rPr>
+                <w:rFonts w:ascii="微软雅黑" w:eastAsia="微软雅黑" w:hAnsi="微软雅黑" w:hint="eastAsia"/>
+                <w:color w:val="1A1A1A"/>
+                <w:sz w:val="19"/>
+                <w:szCs w:val="19"/>
+              </w:rPr>
+            </w:pPr>
+            <w:r>
+              <w:rPr>
+                <w:rFonts w:ascii="微软雅黑" w:eastAsia="微软雅黑" w:hAnsi="微软雅黑" w:hint="eastAsia"/>
+                <w:color w:val="1A1A1A"/>
+                <w:sz w:val="19"/>
+                <w:szCs w:val="19"/>
+              </w:rPr>
+              <w:t>实现阶段（核心引擎）</w:t>
+            </w:r>
+          </w:p>
+        </w:tc>
+        <w:tc>
+          <w:tcPr>
+            <w:tcW w:w="0" w:type="auto"/>
+            <w:tcBorders>
+              <w:top w:val="single" w:sz="6" w:space="0" w:color="808080"/>
+              <w:left w:val="single" w:sz="6" w:space="0" w:color="808080"/>
+              <w:bottom w:val="single" w:sz="6" w:space="0" w:color="808080"/>
+              <w:right w:val="single" w:sz="6" w:space="0" w:color="808080"/>
+            </w:tcBorders>
+            <w:tcMar>
+              <w:top w:w="80" w:type="dxa"/>
+              <w:left w:w="100" w:type="dxa"/>
+              <w:bottom w:w="80" w:type="dxa"/>
+              <w:right w:w="100" w:type="dxa"/>
+            </w:tcMar>
+            <w:hideMark/>
+          </w:tcPr>
+          <w:p>
+            <w:pPr>
+              <w:spacing w:before="120" w:after="200"/>
+              <w:rPr>
+                <w:rFonts w:ascii="微软雅黑" w:eastAsia="微软雅黑" w:hAnsi="微软雅黑" w:hint="eastAsia"/>
+                <w:color w:val="1A1A1A"/>
+                <w:sz w:val="19"/>
+                <w:szCs w:val="19"/>
+              </w:rPr>
+            </w:pPr>
+            <w:r>
+              <w:rPr>
+                <w:rStyle w:val="HTML"/>
+                <w:color w:val="1A1A1A"/>
+              </w:rPr>
+              <w:t>game/</w:t>
+            </w:r>
+            <w:r>
+              <w:rPr>
+                <w:rFonts w:ascii="微软雅黑" w:eastAsia="微软雅黑" w:hAnsi="微软雅黑" w:hint="eastAsia"/>
+                <w:color w:val="1A1A1A"/>
+                <w:sz w:val="19"/>
+                <w:szCs w:val="19"/>
+              </w:rPr>
+              <w:t>：核心玩法引擎（棋盘</w:t>
+            </w:r>
+            <w:r>
+              <w:rPr>
+                <w:rFonts w:ascii="微软雅黑" w:eastAsia="微软雅黑" w:hAnsi="微软雅黑" w:hint="eastAsia"/>
+                <w:color w:val="1A1A1A"/>
+                <w:sz w:val="19"/>
+                <w:szCs w:val="19"/>
+              </w:rPr>
+              <w:t>/</w:t>
+            </w:r>
+            <w:r>
+              <w:rPr>
+                <w:rFonts w:ascii="微软雅黑" w:eastAsia="微软雅黑" w:hAnsi="微软雅黑" w:hint="eastAsia"/>
+                <w:color w:val="1A1A1A"/>
+                <w:sz w:val="19"/>
+                <w:szCs w:val="19"/>
+              </w:rPr>
+              <w:t>交换</w:t>
+            </w:r>
+            <w:r>
+              <w:rPr>
+                <w:rFonts w:ascii="微软雅黑" w:eastAsia="微软雅黑" w:hAnsi="微软雅黑" w:hint="eastAsia"/>
+                <w:color w:val="1A1A1A"/>
+                <w:sz w:val="19"/>
+                <w:szCs w:val="19"/>
+              </w:rPr>
+              <w:t>/</w:t>
+            </w:r>
+            <w:r>
+              <w:rPr>
+                <w:rFonts w:ascii="微软雅黑" w:eastAsia="微软雅黑" w:hAnsi="微软雅黑" w:hint="eastAsia"/>
+                <w:color w:val="1A1A1A"/>
+                <w:sz w:val="19"/>
+                <w:szCs w:val="19"/>
+              </w:rPr>
+              <w:t>连锁</w:t>
+            </w:r>
+            <w:r>
+              <w:rPr>
+                <w:rFonts w:ascii="微软雅黑" w:eastAsia="微软雅黑" w:hAnsi="微软雅黑" w:hint="eastAsia"/>
+                <w:color w:val="1A1A1A"/>
+                <w:sz w:val="19"/>
+                <w:szCs w:val="19"/>
+              </w:rPr>
+              <w:t>/</w:t>
+            </w:r>
+            <w:r>
+              <w:rPr>
+                <w:rFonts w:ascii="微软雅黑" w:eastAsia="微软雅黑" w:hAnsi="微软雅黑" w:hint="eastAsia"/>
+                <w:color w:val="1A1A1A"/>
+                <w:sz w:val="19"/>
+                <w:szCs w:val="19"/>
+              </w:rPr>
+              <w:t>特殊方块</w:t>
+            </w:r>
+            <w:r>
+              <w:rPr>
+                <w:rFonts w:ascii="微软雅黑" w:eastAsia="微软雅黑" w:hAnsi="微软雅黑" w:hint="eastAsia"/>
+                <w:color w:val="1A1A1A"/>
+                <w:sz w:val="19"/>
+                <w:szCs w:val="19"/>
+              </w:rPr>
+              <w:t>/</w:t>
+            </w:r>
+            <w:r>
+              <w:rPr>
+                <w:rFonts w:ascii="微软雅黑" w:eastAsia="微软雅黑" w:hAnsi="微软雅黑" w:hint="eastAsia"/>
+                <w:color w:val="1A1A1A"/>
+                <w:sz w:val="19"/>
+                <w:szCs w:val="19"/>
+              </w:rPr>
+              <w:t>死局）、</w:t>
+            </w:r>
+            <w:r>
+              <w:rPr>
+                <w:rFonts w:ascii="微软雅黑" w:eastAsia="微软雅黑" w:hAnsi="微软雅黑" w:hint="eastAsia"/>
+                <w:color w:val="1A1A1A"/>
+                <w:sz w:val="19"/>
+                <w:szCs w:val="19"/>
+              </w:rPr>
+              <w:t xml:space="preserve">30 </w:t>
+            </w:r>
+            <w:r>
+              <w:rPr>
+                <w:rFonts w:ascii="微软雅黑" w:eastAsia="微软雅黑" w:hAnsi="微软雅黑" w:hint="eastAsia"/>
+                <w:color w:val="1A1A1A"/>
+                <w:sz w:val="19"/>
+                <w:szCs w:val="19"/>
+              </w:rPr>
+              <w:t>关配置与校验、存档与音效模块、自动化测试（</w:t>
+            </w:r>
+            <w:r>
+              <w:rPr>
+                <w:rFonts w:ascii="微软雅黑" w:eastAsia="微软雅黑" w:hAnsi="微软雅黑" w:hint="eastAsia"/>
+                <w:color w:val="1A1A1A"/>
+                <w:sz w:val="19"/>
+                <w:szCs w:val="19"/>
+              </w:rPr>
+              <w:t xml:space="preserve">63 </w:t>
+            </w:r>
+            <w:r>
+              <w:rPr>
+                <w:rFonts w:ascii="微软雅黑" w:eastAsia="微软雅黑" w:hAnsi="微软雅黑" w:hint="eastAsia"/>
+                <w:color w:val="1A1A1A"/>
+                <w:sz w:val="19"/>
+                <w:szCs w:val="19"/>
+              </w:rPr>
+              <w:t>项断言全通过）、关卡难度校准脚本；由模拟玩家实测反推并修订</w:t>
+            </w:r>
+            <w:r>
+              <w:rPr>
+                <w:rFonts w:ascii="微软雅黑" w:eastAsia="微软雅黑" w:hAnsi="微软雅黑" w:hint="eastAsia"/>
+                <w:color w:val="1A1A1A"/>
+                <w:sz w:val="19"/>
+                <w:szCs w:val="19"/>
+              </w:rPr>
+              <w:t xml:space="preserve"> 3 </w:t>
+            </w:r>
+            <w:r>
+              <w:rPr>
+                <w:rFonts w:ascii="微软雅黑" w:eastAsia="微软雅黑" w:hAnsi="微软雅黑" w:hint="eastAsia"/>
+                <w:color w:val="1A1A1A"/>
+                <w:sz w:val="19"/>
+                <w:szCs w:val="19"/>
+              </w:rPr>
+              <w:t>处数值</w:t>
+            </w:r>
+            <w:r>
+              <w:rPr>
+                <w:rFonts w:ascii="微软雅黑" w:eastAsia="微软雅黑" w:hAnsi="微软雅黑" w:hint="eastAsia"/>
+                <w:color w:val="1A1A1A"/>
+                <w:sz w:val="19"/>
+                <w:szCs w:val="19"/>
+              </w:rPr>
+              <w:t>/</w:t>
+            </w:r>
+            <w:r>
+              <w:rPr>
+                <w:rFonts w:ascii="微软雅黑" w:eastAsia="微软雅黑" w:hAnsi="微软雅黑" w:hint="eastAsia"/>
+                <w:color w:val="1A1A1A"/>
+                <w:sz w:val="19"/>
+                <w:szCs w:val="19"/>
+              </w:rPr>
+              <w:t>实现问题（</w:t>
+            </w:r>
+            <w:r>
+              <w:rPr>
+                <w:rFonts w:ascii="微软雅黑" w:eastAsia="微软雅黑" w:hAnsi="微软雅黑" w:hint="eastAsia"/>
+                <w:color w:val="1A1A1A"/>
+                <w:sz w:val="19"/>
+                <w:szCs w:val="19"/>
+              </w:rPr>
+              <w:t>M-14</w:t>
+            </w:r>
+            <w:r>
+              <w:rPr>
+                <w:rFonts w:ascii="微软雅黑" w:eastAsia="微软雅黑" w:hAnsi="微软雅黑" w:hint="eastAsia"/>
+                <w:color w:val="1A1A1A"/>
+                <w:sz w:val="19"/>
+                <w:szCs w:val="19"/>
+              </w:rPr>
+              <w:t>）</w:t>
+            </w:r>
+          </w:p>
+        </w:tc>
+        <w:tc>
+          <w:tcPr>
+            <w:tcW w:w="0" w:type="auto"/>
+            <w:tcBorders>
+              <w:top w:val="single" w:sz="6" w:space="0" w:color="808080"/>
+              <w:left w:val="single" w:sz="6" w:space="0" w:color="808080"/>
+              <w:bottom w:val="single" w:sz="6" w:space="0" w:color="808080"/>
+              <w:right w:val="single" w:sz="6" w:space="0" w:color="808080"/>
+            </w:tcBorders>
+            <w:tcMar>
+              <w:top w:w="80" w:type="dxa"/>
+              <w:left w:w="100" w:type="dxa"/>
+              <w:bottom w:w="80" w:type="dxa"/>
+              <w:right w:w="100" w:type="dxa"/>
+            </w:tcMar>
+            <w:hideMark/>
+          </w:tcPr>
+          <w:p>
+            <w:pPr>
+              <w:spacing w:before="120" w:after="200"/>
+              <w:rPr>
+                <w:rFonts w:ascii="微软雅黑" w:eastAsia="微软雅黑" w:hAnsi="微软雅黑" w:hint="eastAsia"/>
+                <w:color w:val="1A1A1A"/>
+                <w:sz w:val="19"/>
+                <w:szCs w:val="19"/>
+              </w:rPr>
+            </w:pPr>
+            <w:r>
+              <w:rPr>
+                <w:rFonts w:ascii="微软雅黑" w:eastAsia="微软雅黑" w:hAnsi="微软雅黑" w:hint="eastAsia"/>
+                <w:color w:val="1A1A1A"/>
+                <w:sz w:val="19"/>
+                <w:szCs w:val="19"/>
+              </w:rPr>
+              <w:t>人工裁决</w:t>
+            </w:r>
+            <w:r>
+              <w:rPr>
+                <w:rFonts w:ascii="微软雅黑" w:eastAsia="微软雅黑" w:hAnsi="微软雅黑" w:hint="eastAsia"/>
+                <w:color w:val="1A1A1A"/>
+                <w:sz w:val="19"/>
+                <w:szCs w:val="19"/>
+              </w:rPr>
+              <w:t>"</w:t>
+            </w:r>
+            <w:r>
+              <w:rPr>
+                <w:rFonts w:ascii="微软雅黑" w:eastAsia="微软雅黑" w:hAnsi="微软雅黑" w:hint="eastAsia"/>
+                <w:color w:val="1A1A1A"/>
+                <w:sz w:val="19"/>
+                <w:szCs w:val="19"/>
+              </w:rPr>
+              <w:t>继续实现</w:t>
+            </w:r>
+            <w:r>
+              <w:rPr>
+                <w:rFonts w:ascii="微软雅黑" w:eastAsia="微软雅黑" w:hAnsi="微软雅黑" w:hint="eastAsia"/>
+                <w:color w:val="1A1A1A"/>
+                <w:sz w:val="19"/>
+                <w:szCs w:val="19"/>
+              </w:rPr>
+              <w:t>"</w:t>
+            </w:r>
+            <w:r>
+              <w:rPr>
+                <w:rFonts w:ascii="微软雅黑" w:eastAsia="微软雅黑" w:hAnsi="微软雅黑" w:hint="eastAsia"/>
+                <w:color w:val="1A1A1A"/>
+                <w:sz w:val="19"/>
+                <w:szCs w:val="19"/>
+              </w:rPr>
+              <w:t>；修订内容待人工复核</w:t>
             </w:r>
           </w:p>
         </w:tc>
@@ -9023,7 +9600,7 @@
           <w:sz w:val="21"/>
           <w:szCs w:val="21"/>
         </w:rPr>
-        <w:pict w14:anchorId="3FDC213E">
+        <w:pict w14:anchorId="787E7192">
           <v:rect id="_x0000_i1028" style="width:0;height:1.5pt" o:hralign="center" o:hrstd="t" o:hr="t" fillcolor="#a0a0a0" stroked="f"/>
         </w:pict>
       </w:r>
@@ -9177,7 +9754,6 @@
                 <w:sz w:val="19"/>
                 <w:szCs w:val="19"/>
               </w:rPr>
-              <w:lastRenderedPageBreak/>
               <w:t>#</w:t>
             </w:r>
           </w:p>
@@ -10554,6 +11130,7 @@
                 <w:sz w:val="19"/>
                 <w:szCs w:val="19"/>
               </w:rPr>
+              <w:lastRenderedPageBreak/>
               <w:t>R-6</w:t>
             </w:r>
           </w:p>
@@ -11202,10 +11779,10 @@
         <w:tblLook w:val="04A0" w:firstRow="1" w:lastRow="0" w:firstColumn="1" w:lastColumn="0" w:noHBand="0" w:noVBand="1"/>
       </w:tblPr>
       <w:tblGrid>
-        <w:gridCol w:w="490"/>
-        <w:gridCol w:w="1979"/>
-        <w:gridCol w:w="4271"/>
-        <w:gridCol w:w="3350"/>
+        <w:gridCol w:w="481"/>
+        <w:gridCol w:w="2883"/>
+        <w:gridCol w:w="3018"/>
+        <w:gridCol w:w="3708"/>
       </w:tblGrid>
       <w:tr>
         <w:trPr>
@@ -11703,7 +12280,6 @@
                 <w:sz w:val="19"/>
                 <w:szCs w:val="19"/>
               </w:rPr>
-              <w:lastRenderedPageBreak/>
               <w:t>M-2</w:t>
             </w:r>
           </w:p>
@@ -12633,6 +13209,7 @@
                 <w:sz w:val="19"/>
                 <w:szCs w:val="19"/>
               </w:rPr>
+              <w:lastRenderedPageBreak/>
               <w:t>M-6</w:t>
             </w:r>
           </w:p>
@@ -12973,7 +13550,16 @@
                 <w:sz w:val="19"/>
                 <w:szCs w:val="19"/>
               </w:rPr>
-              <w:t>堵住刷分漏洞</w:t>
+              <w:t>堵住</w:t>
+            </w:r>
+            <w:r>
+              <w:rPr>
+                <w:rFonts w:ascii="微软雅黑" w:eastAsia="微软雅黑" w:hAnsi="微软雅黑" w:hint="eastAsia"/>
+                <w:color w:val="1A1A1A"/>
+                <w:sz w:val="19"/>
+                <w:szCs w:val="19"/>
+              </w:rPr>
+              <w:t>刷分漏洞</w:t>
             </w:r>
           </w:p>
         </w:tc>
@@ -13672,7 +14258,6 @@
                 <w:sz w:val="19"/>
                 <w:szCs w:val="19"/>
               </w:rPr>
-              <w:lastRenderedPageBreak/>
               <w:t>M-10</w:t>
             </w:r>
           </w:p>
@@ -14353,7 +14938,17 @@
                 <w:sz w:val="19"/>
                 <w:szCs w:val="19"/>
               </w:rPr>
-              <w:t>小程序形态，非排斥浏览器）；</w:t>
+              <w:t>小程序形态，非</w:t>
+            </w:r>
+            <w:r>
+              <w:rPr>
+                <w:rFonts w:ascii="微软雅黑" w:eastAsia="微软雅黑" w:hAnsi="微软雅黑" w:hint="eastAsia"/>
+                <w:color w:val="1A1A1A"/>
+                <w:sz w:val="19"/>
+                <w:szCs w:val="19"/>
+              </w:rPr>
+              <w:lastRenderedPageBreak/>
+              <w:t>排斥浏览器）；</w:t>
             </w:r>
             <w:r>
               <w:rPr>
@@ -14535,6 +15130,7 @@
                 <w:sz w:val="19"/>
                 <w:szCs w:val="19"/>
               </w:rPr>
+              <w:lastRenderedPageBreak/>
               <w:t>经验核实</w:t>
             </w:r>
             <w:r>
@@ -15456,6 +16052,1014 @@
                 <w:szCs w:val="19"/>
               </w:rPr>
               <w:t>可正常写入——文档不得保留与实测不符的表述</w:t>
+            </w:r>
+          </w:p>
+        </w:tc>
+      </w:tr>
+      <w:tr>
+        <w:tc>
+          <w:tcPr>
+            <w:tcW w:w="0" w:type="auto"/>
+            <w:tcBorders>
+              <w:top w:val="single" w:sz="6" w:space="0" w:color="808080"/>
+              <w:left w:val="single" w:sz="6" w:space="0" w:color="808080"/>
+              <w:bottom w:val="single" w:sz="6" w:space="0" w:color="808080"/>
+              <w:right w:val="single" w:sz="6" w:space="0" w:color="808080"/>
+            </w:tcBorders>
+            <w:tcMar>
+              <w:top w:w="80" w:type="dxa"/>
+              <w:left w:w="100" w:type="dxa"/>
+              <w:bottom w:w="80" w:type="dxa"/>
+              <w:right w:w="100" w:type="dxa"/>
+            </w:tcMar>
+            <w:hideMark/>
+          </w:tcPr>
+          <w:p>
+            <w:pPr>
+              <w:spacing w:before="120" w:after="200"/>
+              <w:rPr>
+                <w:rFonts w:ascii="微软雅黑" w:eastAsia="微软雅黑" w:hAnsi="微软雅黑" w:hint="eastAsia"/>
+                <w:color w:val="1A1A1A"/>
+                <w:sz w:val="19"/>
+                <w:szCs w:val="19"/>
+              </w:rPr>
+            </w:pPr>
+            <w:r>
+              <w:rPr>
+                <w:rFonts w:ascii="微软雅黑" w:eastAsia="微软雅黑" w:hAnsi="微软雅黑" w:hint="eastAsia"/>
+                <w:color w:val="1A1A1A"/>
+                <w:sz w:val="19"/>
+                <w:szCs w:val="19"/>
+              </w:rPr>
+              <w:t>M-14</w:t>
+            </w:r>
+          </w:p>
+        </w:tc>
+        <w:tc>
+          <w:tcPr>
+            <w:tcW w:w="0" w:type="auto"/>
+            <w:tcBorders>
+              <w:top w:val="single" w:sz="6" w:space="0" w:color="808080"/>
+              <w:left w:val="single" w:sz="6" w:space="0" w:color="808080"/>
+              <w:bottom w:val="single" w:sz="6" w:space="0" w:color="808080"/>
+              <w:right w:val="single" w:sz="6" w:space="0" w:color="808080"/>
+            </w:tcBorders>
+            <w:tcMar>
+              <w:top w:w="80" w:type="dxa"/>
+              <w:left w:w="100" w:type="dxa"/>
+              <w:bottom w:w="80" w:type="dxa"/>
+              <w:right w:w="100" w:type="dxa"/>
+            </w:tcMar>
+            <w:hideMark/>
+          </w:tcPr>
+          <w:p>
+            <w:pPr>
+              <w:spacing w:before="120" w:after="200"/>
+              <w:rPr>
+                <w:rFonts w:ascii="微软雅黑" w:eastAsia="微软雅黑" w:hAnsi="微软雅黑" w:hint="eastAsia"/>
+                <w:color w:val="1A1A1A"/>
+                <w:sz w:val="19"/>
+                <w:szCs w:val="19"/>
+              </w:rPr>
+            </w:pPr>
+            <w:r>
+              <w:rPr>
+                <w:rFonts w:ascii="微软雅黑" w:eastAsia="微软雅黑" w:hAnsi="微软雅黑" w:hint="eastAsia"/>
+                <w:color w:val="1A1A1A"/>
+                <w:sz w:val="19"/>
+                <w:szCs w:val="19"/>
+              </w:rPr>
+              <w:t>实现阶段用模拟玩家验证需求数值时发现</w:t>
+            </w:r>
+            <w:r>
+              <w:rPr>
+                <w:rFonts w:ascii="微软雅黑" w:eastAsia="微软雅黑" w:hAnsi="微软雅黑" w:hint="eastAsia"/>
+                <w:color w:val="1A1A1A"/>
+                <w:sz w:val="19"/>
+                <w:szCs w:val="19"/>
+              </w:rPr>
+              <w:t xml:space="preserve"> 3 </w:t>
+            </w:r>
+            <w:r>
+              <w:rPr>
+                <w:rFonts w:ascii="微软雅黑" w:eastAsia="微软雅黑" w:hAnsi="微软雅黑" w:hint="eastAsia"/>
+                <w:color w:val="1A1A1A"/>
+                <w:sz w:val="19"/>
+                <w:szCs w:val="19"/>
+              </w:rPr>
+              <w:t>处问题：①固定</w:t>
+            </w:r>
+            <w:r>
+              <w:rPr>
+                <w:rFonts w:ascii="微软雅黑" w:eastAsia="微软雅黑" w:hAnsi="微软雅黑" w:hint="eastAsia"/>
+                <w:color w:val="1A1A1A"/>
+                <w:sz w:val="19"/>
+                <w:szCs w:val="19"/>
+              </w:rPr>
+              <w:t>"</w:t>
+            </w:r>
+            <w:r>
+              <w:rPr>
+                <w:rFonts w:ascii="微软雅黑" w:eastAsia="微软雅黑" w:hAnsi="微软雅黑" w:hint="eastAsia"/>
+                <w:color w:val="1A1A1A"/>
+                <w:sz w:val="19"/>
+                <w:szCs w:val="19"/>
+              </w:rPr>
+              <w:t>剩余步数</w:t>
+            </w:r>
+            <w:r>
+              <w:rPr>
+                <w:rFonts w:ascii="微软雅黑" w:eastAsia="微软雅黑" w:hAnsi="微软雅黑" w:hint="eastAsia"/>
+                <w:color w:val="1A1A1A"/>
+                <w:sz w:val="19"/>
+                <w:szCs w:val="19"/>
+              </w:rPr>
+              <w:t xml:space="preserve"> 200 </w:t>
+            </w:r>
+            <w:r>
+              <w:rPr>
+                <w:rFonts w:ascii="微软雅黑" w:eastAsia="微软雅黑" w:hAnsi="微软雅黑" w:hint="eastAsia"/>
+                <w:color w:val="1A1A1A"/>
+                <w:sz w:val="19"/>
+                <w:szCs w:val="19"/>
+              </w:rPr>
+              <w:t>分</w:t>
+            </w:r>
+            <w:r>
+              <w:rPr>
+                <w:rFonts w:ascii="微软雅黑" w:eastAsia="微软雅黑" w:hAnsi="微软雅黑" w:hint="eastAsia"/>
+                <w:color w:val="1A1A1A"/>
+                <w:sz w:val="19"/>
+                <w:szCs w:val="19"/>
+              </w:rPr>
+              <w:t>/</w:t>
+            </w:r>
+            <w:r>
+              <w:rPr>
+                <w:rFonts w:ascii="微软雅黑" w:eastAsia="微软雅黑" w:hAnsi="微软雅黑" w:hint="eastAsia"/>
+                <w:color w:val="1A1A1A"/>
+                <w:sz w:val="19"/>
+                <w:szCs w:val="19"/>
+              </w:rPr>
+              <w:t>步</w:t>
+            </w:r>
+            <w:r>
+              <w:rPr>
+                <w:rFonts w:ascii="微软雅黑" w:eastAsia="微软雅黑" w:hAnsi="微软雅黑" w:hint="eastAsia"/>
+                <w:color w:val="1A1A1A"/>
+                <w:sz w:val="19"/>
+                <w:szCs w:val="19"/>
+              </w:rPr>
+              <w:t>"</w:t>
+            </w:r>
+            <w:r>
+              <w:rPr>
+                <w:rFonts w:ascii="微软雅黑" w:eastAsia="微软雅黑" w:hAnsi="微软雅黑" w:hint="eastAsia"/>
+                <w:color w:val="1A1A1A"/>
+                <w:sz w:val="19"/>
+                <w:szCs w:val="19"/>
+              </w:rPr>
+              <w:t>与星级阈值</w:t>
+            </w:r>
+            <w:r>
+              <w:rPr>
+                <w:rFonts w:ascii="微软雅黑" w:eastAsia="微软雅黑" w:hAnsi="微软雅黑" w:hint="eastAsia"/>
+                <w:color w:val="1A1A1A"/>
+                <w:sz w:val="19"/>
+                <w:szCs w:val="19"/>
+              </w:rPr>
+              <w:t xml:space="preserve"> 1.3/1.6 </w:t>
+            </w:r>
+            <w:r>
+              <w:rPr>
+                <w:rFonts w:ascii="微软雅黑" w:eastAsia="微软雅黑" w:hAnsi="微软雅黑" w:hint="eastAsia"/>
+                <w:color w:val="1A1A1A"/>
+                <w:sz w:val="19"/>
+                <w:szCs w:val="19"/>
+              </w:rPr>
+              <w:t>在</w:t>
+            </w:r>
+            <w:r>
+              <w:rPr>
+                <w:rFonts w:ascii="微软雅黑" w:eastAsia="微软雅黑" w:hAnsi="微软雅黑" w:hint="eastAsia"/>
+                <w:color w:val="1A1A1A"/>
+                <w:sz w:val="19"/>
+                <w:szCs w:val="19"/>
+              </w:rPr>
+              <w:t>"</w:t>
+            </w:r>
+            <w:r>
+              <w:rPr>
+                <w:rFonts w:ascii="微软雅黑" w:eastAsia="微软雅黑" w:hAnsi="微软雅黑" w:hint="eastAsia"/>
+                <w:color w:val="1A1A1A"/>
+                <w:sz w:val="19"/>
+                <w:szCs w:val="19"/>
+              </w:rPr>
+              <w:t>达成即结算</w:t>
+            </w:r>
+            <w:r>
+              <w:rPr>
+                <w:rFonts w:ascii="微软雅黑" w:eastAsia="微软雅黑" w:hAnsi="微软雅黑" w:hint="eastAsia"/>
+                <w:color w:val="1A1A1A"/>
+                <w:sz w:val="19"/>
+                <w:szCs w:val="19"/>
+              </w:rPr>
+              <w:t>"</w:t>
+            </w:r>
+            <w:r>
+              <w:rPr>
+                <w:rFonts w:ascii="微软雅黑" w:eastAsia="微软雅黑" w:hAnsi="微软雅黑" w:hint="eastAsia"/>
+                <w:color w:val="1A1A1A"/>
+                <w:sz w:val="19"/>
+                <w:szCs w:val="19"/>
+              </w:rPr>
+              <w:t>规则下不匹配（</w:t>
+            </w:r>
+            <w:r>
+              <w:rPr>
+                <w:rFonts w:ascii="微软雅黑" w:eastAsia="微软雅黑" w:hAnsi="微软雅黑" w:hint="eastAsia"/>
+                <w:color w:val="1A1A1A"/>
+                <w:sz w:val="19"/>
+                <w:szCs w:val="19"/>
+              </w:rPr>
+              <w:t xml:space="preserve">3 </w:t>
+            </w:r>
+            <w:r>
+              <w:rPr>
+                <w:rFonts w:ascii="微软雅黑" w:eastAsia="微软雅黑" w:hAnsi="微软雅黑" w:hint="eastAsia"/>
+                <w:color w:val="1A1A1A"/>
+                <w:sz w:val="19"/>
+                <w:szCs w:val="19"/>
+              </w:rPr>
+              <w:t>星几乎不可达）；②消除型关卡</w:t>
+            </w:r>
+            <w:r>
+              <w:rPr>
+                <w:rFonts w:ascii="微软雅黑" w:eastAsia="微软雅黑" w:hAnsi="微软雅黑" w:hint="eastAsia"/>
+                <w:color w:val="1A1A1A"/>
+                <w:sz w:val="19"/>
+                <w:szCs w:val="19"/>
+              </w:rPr>
+              <w:t xml:space="preserve"> </w:t>
+            </w:r>
+            <w:r>
+              <w:rPr>
+                <w:rStyle w:val="HTML"/>
+                <w:color w:val="1A1A1A"/>
+              </w:rPr>
+              <w:t>targetColor</w:t>
+            </w:r>
+            <w:r>
+              <w:rPr>
+                <w:rFonts w:ascii="微软雅黑" w:eastAsia="微软雅黑" w:hAnsi="微软雅黑" w:hint="eastAsia"/>
+                <w:color w:val="1A1A1A"/>
+                <w:sz w:val="19"/>
+                <w:szCs w:val="19"/>
+              </w:rPr>
+              <w:t xml:space="preserve"> </w:t>
+            </w:r>
+            <w:r>
+              <w:rPr>
+                <w:rFonts w:ascii="微软雅黑" w:eastAsia="微软雅黑" w:hAnsi="微软雅黑" w:hint="eastAsia"/>
+                <w:color w:val="1A1A1A"/>
+                <w:sz w:val="19"/>
+                <w:szCs w:val="19"/>
+              </w:rPr>
+              <w:t>出现负数（</w:t>
+            </w:r>
+            <w:r>
+              <w:rPr>
+                <w:rFonts w:ascii="微软雅黑" w:eastAsia="微软雅黑" w:hAnsi="微软雅黑" w:hint="eastAsia"/>
+                <w:color w:val="1A1A1A"/>
+                <w:sz w:val="19"/>
+                <w:szCs w:val="19"/>
+              </w:rPr>
+              <w:t xml:space="preserve">JS </w:t>
+            </w:r>
+            <w:r>
+              <w:rPr>
+                <w:rFonts w:ascii="微软雅黑" w:eastAsia="微软雅黑" w:hAnsi="微软雅黑" w:hint="eastAsia"/>
+                <w:color w:val="1A1A1A"/>
+                <w:sz w:val="19"/>
+                <w:szCs w:val="19"/>
+              </w:rPr>
+              <w:t>负数取模</w:t>
+            </w:r>
+            <w:r>
+              <w:rPr>
+                <w:rFonts w:ascii="微软雅黑" w:eastAsia="微软雅黑" w:hAnsi="微软雅黑" w:hint="eastAsia"/>
+                <w:color w:val="1A1A1A"/>
+                <w:sz w:val="19"/>
+                <w:szCs w:val="19"/>
+              </w:rPr>
+              <w:t xml:space="preserve"> </w:t>
+            </w:r>
+            <w:r>
+              <w:rPr>
+                <w:rStyle w:val="HTML"/>
+                <w:color w:val="1A1A1A"/>
+              </w:rPr>
+              <w:t>(-5)%6 = -5</w:t>
+            </w:r>
+            <w:r>
+              <w:rPr>
+                <w:rFonts w:ascii="微软雅黑" w:eastAsia="微软雅黑" w:hAnsi="微软雅黑" w:hint="eastAsia"/>
+                <w:color w:val="1A1A1A"/>
+                <w:sz w:val="19"/>
+                <w:szCs w:val="19"/>
+              </w:rPr>
+              <w:t>），第</w:t>
+            </w:r>
+            <w:r>
+              <w:rPr>
+                <w:rFonts w:ascii="微软雅黑" w:eastAsia="微软雅黑" w:hAnsi="微软雅黑" w:hint="eastAsia"/>
+                <w:color w:val="1A1A1A"/>
+                <w:sz w:val="19"/>
+                <w:szCs w:val="19"/>
+              </w:rPr>
+              <w:t xml:space="preserve"> 3 </w:t>
+            </w:r>
+            <w:r>
+              <w:rPr>
+                <w:rFonts w:ascii="微软雅黑" w:eastAsia="微软雅黑" w:hAnsi="微软雅黑" w:hint="eastAsia"/>
+                <w:color w:val="1A1A1A"/>
+                <w:sz w:val="19"/>
+                <w:szCs w:val="19"/>
+              </w:rPr>
+              <w:t>章前</w:t>
+            </w:r>
+            <w:r>
+              <w:rPr>
+                <w:rFonts w:ascii="微软雅黑" w:eastAsia="微软雅黑" w:hAnsi="微软雅黑" w:hint="eastAsia"/>
+                <w:color w:val="1A1A1A"/>
+                <w:sz w:val="19"/>
+                <w:szCs w:val="19"/>
+              </w:rPr>
+              <w:t xml:space="preserve"> 5 </w:t>
+            </w:r>
+            <w:r>
+              <w:rPr>
+                <w:rFonts w:ascii="微软雅黑" w:eastAsia="微软雅黑" w:hAnsi="微软雅黑" w:hint="eastAsia"/>
+                <w:color w:val="1A1A1A"/>
+                <w:sz w:val="19"/>
+                <w:szCs w:val="19"/>
+              </w:rPr>
+              <w:t>关永远无法完成；③</w:t>
+            </w:r>
+            <w:r>
+              <w:rPr>
+                <w:rFonts w:ascii="微软雅黑" w:eastAsia="微软雅黑" w:hAnsi="微软雅黑" w:hint="eastAsia"/>
+                <w:color w:val="1A1A1A"/>
+                <w:sz w:val="19"/>
+                <w:szCs w:val="19"/>
+              </w:rPr>
+              <w:t xml:space="preserve">3 </w:t>
+            </w:r>
+            <w:r>
+              <w:rPr>
+                <w:rFonts w:ascii="微软雅黑" w:eastAsia="微软雅黑" w:hAnsi="微软雅黑" w:hint="eastAsia"/>
+                <w:color w:val="1A1A1A"/>
+                <w:sz w:val="19"/>
+                <w:szCs w:val="19"/>
+              </w:rPr>
+              <w:t>色棋盘洗牌后可能残留连线（纯随机重排无法同时满足</w:t>
+            </w:r>
+            <w:r>
+              <w:rPr>
+                <w:rFonts w:ascii="微软雅黑" w:eastAsia="微软雅黑" w:hAnsi="微软雅黑" w:hint="eastAsia"/>
+                <w:color w:val="1A1A1A"/>
+                <w:sz w:val="19"/>
+                <w:szCs w:val="19"/>
+              </w:rPr>
+              <w:t>"</w:t>
+            </w:r>
+            <w:r>
+              <w:rPr>
+                <w:rFonts w:ascii="微软雅黑" w:eastAsia="微软雅黑" w:hAnsi="微软雅黑" w:hint="eastAsia"/>
+                <w:color w:val="1A1A1A"/>
+                <w:sz w:val="19"/>
+                <w:szCs w:val="19"/>
+              </w:rPr>
+              <w:t>无连线</w:t>
+            </w:r>
+            <w:r>
+              <w:rPr>
+                <w:rFonts w:ascii="微软雅黑" w:eastAsia="微软雅黑" w:hAnsi="微软雅黑" w:hint="eastAsia"/>
+                <w:color w:val="1A1A1A"/>
+                <w:sz w:val="19"/>
+                <w:szCs w:val="19"/>
+              </w:rPr>
+              <w:t xml:space="preserve"> + </w:t>
+            </w:r>
+            <w:r>
+              <w:rPr>
+                <w:rFonts w:ascii="微软雅黑" w:eastAsia="微软雅黑" w:hAnsi="微软雅黑" w:hint="eastAsia"/>
+                <w:color w:val="1A1A1A"/>
+                <w:sz w:val="19"/>
+                <w:szCs w:val="19"/>
+              </w:rPr>
+              <w:t>可玩</w:t>
+            </w:r>
+            <w:r>
+              <w:rPr>
+                <w:rFonts w:ascii="微软雅黑" w:eastAsia="微软雅黑" w:hAnsi="微软雅黑" w:hint="eastAsia"/>
+                <w:color w:val="1A1A1A"/>
+                <w:sz w:val="19"/>
+                <w:szCs w:val="19"/>
+              </w:rPr>
+              <w:t>"</w:t>
+            </w:r>
+            <w:r>
+              <w:rPr>
+                <w:rFonts w:ascii="微软雅黑" w:eastAsia="微软雅黑" w:hAnsi="微软雅黑" w:hint="eastAsia"/>
+                <w:color w:val="1A1A1A"/>
+                <w:sz w:val="19"/>
+                <w:szCs w:val="19"/>
+              </w:rPr>
+              <w:t>）</w:t>
+            </w:r>
+          </w:p>
+        </w:tc>
+        <w:tc>
+          <w:tcPr>
+            <w:tcW w:w="0" w:type="auto"/>
+            <w:tcBorders>
+              <w:top w:val="single" w:sz="6" w:space="0" w:color="808080"/>
+              <w:left w:val="single" w:sz="6" w:space="0" w:color="808080"/>
+              <w:bottom w:val="single" w:sz="6" w:space="0" w:color="808080"/>
+              <w:right w:val="single" w:sz="6" w:space="0" w:color="808080"/>
+            </w:tcBorders>
+            <w:tcMar>
+              <w:top w:w="80" w:type="dxa"/>
+              <w:left w:w="100" w:type="dxa"/>
+              <w:bottom w:w="80" w:type="dxa"/>
+              <w:right w:w="100" w:type="dxa"/>
+            </w:tcMar>
+            <w:hideMark/>
+          </w:tcPr>
+          <w:p>
+            <w:pPr>
+              <w:spacing w:before="120" w:after="200"/>
+              <w:rPr>
+                <w:rFonts w:ascii="微软雅黑" w:eastAsia="微软雅黑" w:hAnsi="微软雅黑" w:hint="eastAsia"/>
+                <w:color w:val="1A1A1A"/>
+                <w:sz w:val="19"/>
+                <w:szCs w:val="19"/>
+              </w:rPr>
+            </w:pPr>
+            <w:r>
+              <w:rPr>
+                <w:rFonts w:ascii="微软雅黑" w:eastAsia="微软雅黑" w:hAnsi="微软雅黑" w:hint="eastAsia"/>
+                <w:color w:val="1A1A1A"/>
+                <w:sz w:val="19"/>
+                <w:szCs w:val="19"/>
+              </w:rPr>
+              <w:t>《</w:t>
+            </w:r>
+            <w:r>
+              <w:rPr>
+                <w:rFonts w:ascii="微软雅黑" w:eastAsia="微软雅黑" w:hAnsi="微软雅黑" w:hint="eastAsia"/>
+                <w:color w:val="1A1A1A"/>
+                <w:sz w:val="19"/>
+                <w:szCs w:val="19"/>
+              </w:rPr>
+              <w:t>01</w:t>
+            </w:r>
+            <w:r>
+              <w:rPr>
+                <w:rFonts w:ascii="微软雅黑" w:eastAsia="微软雅黑" w:hAnsi="微软雅黑" w:hint="eastAsia"/>
+                <w:color w:val="1A1A1A"/>
+                <w:sz w:val="19"/>
+                <w:szCs w:val="19"/>
+              </w:rPr>
+              <w:t>》同步修订为</w:t>
+            </w:r>
+            <w:r>
+              <w:rPr>
+                <w:rFonts w:ascii="微软雅黑" w:eastAsia="微软雅黑" w:hAnsi="微软雅黑" w:hint="eastAsia"/>
+                <w:color w:val="1A1A1A"/>
+                <w:sz w:val="19"/>
+                <w:szCs w:val="19"/>
+              </w:rPr>
+              <w:t xml:space="preserve"> v1.1</w:t>
+            </w:r>
+            <w:r>
+              <w:rPr>
+                <w:rFonts w:ascii="微软雅黑" w:eastAsia="微软雅黑" w:hAnsi="微软雅黑" w:hint="eastAsia"/>
+                <w:color w:val="1A1A1A"/>
+                <w:sz w:val="19"/>
+                <w:szCs w:val="19"/>
+              </w:rPr>
+              <w:t>：①步数奖励改为</w:t>
+            </w:r>
+            <w:r>
+              <w:rPr>
+                <w:rFonts w:ascii="微软雅黑" w:eastAsia="微软雅黑" w:hAnsi="微软雅黑" w:hint="eastAsia"/>
+                <w:color w:val="1A1A1A"/>
+                <w:sz w:val="19"/>
+                <w:szCs w:val="19"/>
+              </w:rPr>
+              <w:t xml:space="preserve"> </w:t>
+            </w:r>
+            <w:r>
+              <w:rPr>
+                <w:rStyle w:val="HTML"/>
+                <w:color w:val="1A1A1A"/>
+              </w:rPr>
+              <w:t>round(0.8 × scoreTarget / moves)</w:t>
+            </w:r>
+            <w:r>
+              <w:rPr>
+                <w:rFonts w:ascii="微软雅黑" w:eastAsia="微软雅黑" w:hAnsi="微软雅黑" w:hint="eastAsia"/>
+                <w:color w:val="1A1A1A"/>
+                <w:sz w:val="19"/>
+                <w:szCs w:val="19"/>
+              </w:rPr>
+              <w:t>，新增星级数值校准要求（</w:t>
+            </w:r>
+            <w:r>
+              <w:rPr>
+                <w:rFonts w:ascii="微软雅黑" w:eastAsia="微软雅黑" w:hAnsi="微软雅黑" w:hint="eastAsia"/>
+                <w:color w:val="1A1A1A"/>
+                <w:sz w:val="19"/>
+                <w:szCs w:val="19"/>
+              </w:rPr>
+              <w:t>FR-06-4</w:t>
+            </w:r>
+            <w:r>
+              <w:rPr>
+                <w:rFonts w:ascii="微软雅黑" w:eastAsia="微软雅黑" w:hAnsi="微软雅黑" w:hint="eastAsia"/>
+                <w:color w:val="1A1A1A"/>
+                <w:sz w:val="19"/>
+                <w:szCs w:val="19"/>
+              </w:rPr>
+              <w:t>、</w:t>
+            </w:r>
+            <w:r>
+              <w:rPr>
+                <w:rFonts w:ascii="微软雅黑" w:eastAsia="微软雅黑" w:hAnsi="微软雅黑" w:hint="eastAsia"/>
+                <w:color w:val="1A1A1A"/>
+                <w:sz w:val="19"/>
+                <w:szCs w:val="19"/>
+              </w:rPr>
+              <w:t>FR-07-6</w:t>
+            </w:r>
+            <w:r>
+              <w:rPr>
+                <w:rFonts w:ascii="微软雅黑" w:eastAsia="微软雅黑" w:hAnsi="微软雅黑" w:hint="eastAsia"/>
+                <w:color w:val="1A1A1A"/>
+                <w:sz w:val="19"/>
+                <w:szCs w:val="19"/>
+              </w:rPr>
+              <w:t>、</w:t>
+            </w:r>
+            <w:r>
+              <w:rPr>
+                <w:rFonts w:ascii="微软雅黑" w:eastAsia="微软雅黑" w:hAnsi="微软雅黑" w:hint="eastAsia"/>
+                <w:color w:val="1A1A1A"/>
+                <w:sz w:val="19"/>
+                <w:szCs w:val="19"/>
+              </w:rPr>
+              <w:t>7.1</w:t>
+            </w:r>
+            <w:r>
+              <w:rPr>
+                <w:rFonts w:ascii="微软雅黑" w:eastAsia="微软雅黑" w:hAnsi="微软雅黑" w:hint="eastAsia"/>
+                <w:color w:val="1A1A1A"/>
+                <w:sz w:val="19"/>
+                <w:szCs w:val="19"/>
+              </w:rPr>
+              <w:t>）；②</w:t>
+            </w:r>
+            <w:r>
+              <w:rPr>
+                <w:rStyle w:val="HTML"/>
+                <w:color w:val="1A1A1A"/>
+              </w:rPr>
+              <w:t>targetColor</w:t>
+            </w:r>
+            <w:r>
+              <w:rPr>
+                <w:rFonts w:ascii="微软雅黑" w:eastAsia="微软雅黑" w:hAnsi="微软雅黑" w:hint="eastAsia"/>
+                <w:color w:val="1A1A1A"/>
+                <w:sz w:val="19"/>
+                <w:szCs w:val="19"/>
+              </w:rPr>
+              <w:t xml:space="preserve"> </w:t>
+            </w:r>
+            <w:r>
+              <w:rPr>
+                <w:rFonts w:ascii="微软雅黑" w:eastAsia="微软雅黑" w:hAnsi="微软雅黑" w:hint="eastAsia"/>
+                <w:color w:val="1A1A1A"/>
+                <w:sz w:val="19"/>
+                <w:szCs w:val="19"/>
+              </w:rPr>
+              <w:t>增加</w:t>
+            </w:r>
+            <w:r>
+              <w:rPr>
+                <w:rFonts w:ascii="微软雅黑" w:eastAsia="微软雅黑" w:hAnsi="微软雅黑" w:hint="eastAsia"/>
+                <w:color w:val="1A1A1A"/>
+                <w:sz w:val="19"/>
+                <w:szCs w:val="19"/>
+              </w:rPr>
+              <w:t xml:space="preserve">"[0, colors) </w:t>
+            </w:r>
+            <w:r>
+              <w:rPr>
+                <w:rFonts w:ascii="微软雅黑" w:eastAsia="微软雅黑" w:hAnsi="微软雅黑" w:hint="eastAsia"/>
+                <w:color w:val="1A1A1A"/>
+                <w:sz w:val="19"/>
+                <w:szCs w:val="19"/>
+              </w:rPr>
+              <w:t>整数</w:t>
+            </w:r>
+            <w:r>
+              <w:rPr>
+                <w:rFonts w:ascii="微软雅黑" w:eastAsia="微软雅黑" w:hAnsi="微软雅黑" w:hint="eastAsia"/>
+                <w:color w:val="1A1A1A"/>
+                <w:sz w:val="19"/>
+                <w:szCs w:val="19"/>
+              </w:rPr>
+              <w:t>"</w:t>
+            </w:r>
+            <w:r>
+              <w:rPr>
+                <w:rFonts w:ascii="微软雅黑" w:eastAsia="微软雅黑" w:hAnsi="微软雅黑" w:hint="eastAsia"/>
+                <w:color w:val="1A1A1A"/>
+                <w:sz w:val="19"/>
+                <w:szCs w:val="19"/>
+              </w:rPr>
+              <w:t>约束与校验（</w:t>
+            </w:r>
+            <w:r>
+              <w:rPr>
+                <w:rFonts w:ascii="微软雅黑" w:eastAsia="微软雅黑" w:hAnsi="微软雅黑" w:hint="eastAsia"/>
+                <w:color w:val="1A1A1A"/>
+                <w:sz w:val="19"/>
+                <w:szCs w:val="19"/>
+              </w:rPr>
+              <w:t>7.1</w:t>
+            </w:r>
+            <w:r>
+              <w:rPr>
+                <w:rFonts w:ascii="微软雅黑" w:eastAsia="微软雅黑" w:hAnsi="微软雅黑" w:hint="eastAsia"/>
+                <w:color w:val="1A1A1A"/>
+                <w:sz w:val="19"/>
+                <w:szCs w:val="19"/>
+              </w:rPr>
+              <w:t>）；③第</w:t>
+            </w:r>
+            <w:r>
+              <w:rPr>
+                <w:rFonts w:ascii="微软雅黑" w:eastAsia="微软雅黑" w:hAnsi="微软雅黑" w:hint="eastAsia"/>
+                <w:color w:val="1A1A1A"/>
+                <w:sz w:val="19"/>
+                <w:szCs w:val="19"/>
+              </w:rPr>
+              <w:t xml:space="preserve"> 3 </w:t>
+            </w:r>
+            <w:r>
+              <w:rPr>
+                <w:rFonts w:ascii="微软雅黑" w:eastAsia="微软雅黑" w:hAnsi="微软雅黑" w:hint="eastAsia"/>
+                <w:color w:val="1A1A1A"/>
+                <w:sz w:val="19"/>
+                <w:szCs w:val="19"/>
+              </w:rPr>
+              <w:t>章步数基准修正为</w:t>
+            </w:r>
+            <w:r>
+              <w:rPr>
+                <w:rFonts w:ascii="微软雅黑" w:eastAsia="微软雅黑" w:hAnsi="微软雅黑" w:hint="eastAsia"/>
+                <w:color w:val="1A1A1A"/>
+                <w:sz w:val="19"/>
+                <w:szCs w:val="19"/>
+              </w:rPr>
+              <w:t xml:space="preserve"> 18 </w:t>
+            </w:r>
+            <w:r>
+              <w:rPr>
+                <w:rFonts w:ascii="微软雅黑" w:eastAsia="微软雅黑" w:hAnsi="微软雅黑" w:hint="eastAsia"/>
+                <w:color w:val="1A1A1A"/>
+                <w:sz w:val="19"/>
+                <w:szCs w:val="19"/>
+              </w:rPr>
+              <w:t>步（</w:t>
+            </w:r>
+            <w:r>
+              <w:rPr>
+                <w:rFonts w:ascii="微软雅黑" w:eastAsia="微软雅黑" w:hAnsi="微软雅黑" w:hint="eastAsia"/>
+                <w:color w:val="1A1A1A"/>
+                <w:sz w:val="19"/>
+                <w:szCs w:val="19"/>
+              </w:rPr>
+              <w:t>FR-08-1</w:t>
+            </w:r>
+            <w:r>
+              <w:rPr>
+                <w:rFonts w:ascii="微软雅黑" w:eastAsia="微软雅黑" w:hAnsi="微软雅黑" w:hint="eastAsia"/>
+                <w:color w:val="1A1A1A"/>
+                <w:sz w:val="19"/>
+                <w:szCs w:val="19"/>
+              </w:rPr>
+              <w:t>，原</w:t>
+            </w:r>
+            <w:r>
+              <w:rPr>
+                <w:rFonts w:ascii="微软雅黑" w:eastAsia="微软雅黑" w:hAnsi="微软雅黑" w:hint="eastAsia"/>
+                <w:color w:val="1A1A1A"/>
+                <w:sz w:val="19"/>
+                <w:szCs w:val="19"/>
+              </w:rPr>
+              <w:t xml:space="preserve">"16 </w:t>
+            </w:r>
+            <w:r>
+              <w:rPr>
+                <w:rFonts w:ascii="微软雅黑" w:eastAsia="微软雅黑" w:hAnsi="微软雅黑" w:hint="eastAsia"/>
+                <w:color w:val="1A1A1A"/>
+                <w:sz w:val="19"/>
+                <w:szCs w:val="19"/>
+              </w:rPr>
+              <w:t>步</w:t>
+            </w:r>
+            <w:r>
+              <w:rPr>
+                <w:rFonts w:ascii="微软雅黑" w:eastAsia="微软雅黑" w:hAnsi="微软雅黑" w:hint="eastAsia"/>
+                <w:color w:val="1A1A1A"/>
+                <w:sz w:val="19"/>
+                <w:szCs w:val="19"/>
+              </w:rPr>
+              <w:t xml:space="preserve"> </w:t>
+            </w:r>
+            <w:r>
+              <w:rPr>
+                <w:rFonts w:ascii="微软雅黑" w:eastAsia="微软雅黑" w:hAnsi="微软雅黑" w:hint="eastAsia"/>
+                <w:color w:val="1A1A1A"/>
+                <w:sz w:val="19"/>
+                <w:szCs w:val="19"/>
+              </w:rPr>
+              <w:t>±</w:t>
+            </w:r>
+            <w:r>
+              <w:rPr>
+                <w:rFonts w:ascii="微软雅黑" w:eastAsia="微软雅黑" w:hAnsi="微软雅黑" w:hint="eastAsia"/>
+                <w:color w:val="1A1A1A"/>
+                <w:sz w:val="19"/>
+                <w:szCs w:val="19"/>
+              </w:rPr>
+              <w:t xml:space="preserve">3 </w:t>
+            </w:r>
+            <w:r>
+              <w:rPr>
+                <w:rFonts w:ascii="微软雅黑" w:eastAsia="微软雅黑" w:hAnsi="微软雅黑" w:hint="eastAsia"/>
+                <w:color w:val="1A1A1A"/>
+                <w:sz w:val="19"/>
+                <w:szCs w:val="19"/>
+              </w:rPr>
+              <w:t>即</w:t>
+            </w:r>
+            <w:r>
+              <w:rPr>
+                <w:rFonts w:ascii="微软雅黑" w:eastAsia="微软雅黑" w:hAnsi="微软雅黑" w:hint="eastAsia"/>
+                <w:color w:val="1A1A1A"/>
+                <w:sz w:val="19"/>
+                <w:szCs w:val="19"/>
+              </w:rPr>
+              <w:t xml:space="preserve"> 13~27 </w:t>
+            </w:r>
+            <w:r>
+              <w:rPr>
+                <w:rFonts w:ascii="微软雅黑" w:eastAsia="微软雅黑" w:hAnsi="微软雅黑" w:hint="eastAsia"/>
+                <w:color w:val="1A1A1A"/>
+                <w:sz w:val="19"/>
+                <w:szCs w:val="19"/>
+              </w:rPr>
+              <w:t>步</w:t>
+            </w:r>
+            <w:r>
+              <w:rPr>
+                <w:rFonts w:ascii="微软雅黑" w:eastAsia="微软雅黑" w:hAnsi="微软雅黑" w:hint="eastAsia"/>
+                <w:color w:val="1A1A1A"/>
+                <w:sz w:val="19"/>
+                <w:szCs w:val="19"/>
+              </w:rPr>
+              <w:t>"</w:t>
+            </w:r>
+            <w:r>
+              <w:rPr>
+                <w:rFonts w:ascii="微软雅黑" w:eastAsia="微软雅黑" w:hAnsi="微软雅黑" w:hint="eastAsia"/>
+                <w:color w:val="1A1A1A"/>
+                <w:sz w:val="19"/>
+                <w:szCs w:val="19"/>
+              </w:rPr>
+              <w:t>存在算术错误且与</w:t>
+            </w:r>
+            <w:r>
+              <w:rPr>
+                <w:rFonts w:ascii="微软雅黑" w:eastAsia="微软雅黑" w:hAnsi="微软雅黑" w:hint="eastAsia"/>
+                <w:color w:val="1A1A1A"/>
+                <w:sz w:val="19"/>
+                <w:szCs w:val="19"/>
+              </w:rPr>
+              <w:t xml:space="preserve"> 15~30 </w:t>
+            </w:r>
+            <w:r>
+              <w:rPr>
+                <w:rFonts w:ascii="微软雅黑" w:eastAsia="微软雅黑" w:hAnsi="微软雅黑" w:hint="eastAsia"/>
+                <w:color w:val="1A1A1A"/>
+                <w:sz w:val="19"/>
+                <w:szCs w:val="19"/>
+              </w:rPr>
+              <w:t>冲突）。实现侧：洗牌改</w:t>
+            </w:r>
+            <w:r>
+              <w:rPr>
+                <w:rFonts w:ascii="微软雅黑" w:eastAsia="微软雅黑" w:hAnsi="微软雅黑" w:hint="eastAsia"/>
+                <w:color w:val="1A1A1A"/>
+                <w:sz w:val="19"/>
+                <w:szCs w:val="19"/>
+              </w:rPr>
+              <w:lastRenderedPageBreak/>
+              <w:t>为构造式排布、死局处理移入连锁循环</w:t>
+            </w:r>
+          </w:p>
+        </w:tc>
+        <w:tc>
+          <w:tcPr>
+            <w:tcW w:w="0" w:type="auto"/>
+            <w:tcBorders>
+              <w:top w:val="single" w:sz="6" w:space="0" w:color="808080"/>
+              <w:left w:val="single" w:sz="6" w:space="0" w:color="808080"/>
+              <w:bottom w:val="single" w:sz="6" w:space="0" w:color="808080"/>
+              <w:right w:val="single" w:sz="6" w:space="0" w:color="808080"/>
+            </w:tcBorders>
+            <w:tcMar>
+              <w:top w:w="80" w:type="dxa"/>
+              <w:left w:w="100" w:type="dxa"/>
+              <w:bottom w:w="80" w:type="dxa"/>
+              <w:right w:w="100" w:type="dxa"/>
+            </w:tcMar>
+            <w:hideMark/>
+          </w:tcPr>
+          <w:p>
+            <w:pPr>
+              <w:spacing w:before="120" w:after="200"/>
+              <w:rPr>
+                <w:rFonts w:ascii="微软雅黑" w:eastAsia="微软雅黑" w:hAnsi="微软雅黑" w:hint="eastAsia"/>
+                <w:color w:val="1A1A1A"/>
+                <w:sz w:val="19"/>
+                <w:szCs w:val="19"/>
+              </w:rPr>
+            </w:pPr>
+            <w:r>
+              <w:rPr>
+                <w:rFonts w:ascii="微软雅黑" w:eastAsia="微软雅黑" w:hAnsi="微软雅黑" w:hint="eastAsia"/>
+                <w:color w:val="1A1A1A"/>
+                <w:sz w:val="19"/>
+                <w:szCs w:val="19"/>
+              </w:rPr>
+              <w:lastRenderedPageBreak/>
+              <w:t>证据：</w:t>
+            </w:r>
+            <w:r>
+              <w:rPr>
+                <w:rStyle w:val="HTML"/>
+                <w:color w:val="1A1A1A"/>
+              </w:rPr>
+              <w:t>game/tests/logic.test.mjs</w:t>
+            </w:r>
+            <w:r>
+              <w:rPr>
+                <w:rFonts w:ascii="微软雅黑" w:eastAsia="微软雅黑" w:hAnsi="微软雅黑" w:hint="eastAsia"/>
+                <w:color w:val="1A1A1A"/>
+                <w:sz w:val="19"/>
+                <w:szCs w:val="19"/>
+              </w:rPr>
+              <w:t>（</w:t>
+            </w:r>
+            <w:r>
+              <w:rPr>
+                <w:rFonts w:ascii="微软雅黑" w:eastAsia="微软雅黑" w:hAnsi="微软雅黑" w:hint="eastAsia"/>
+                <w:color w:val="1A1A1A"/>
+                <w:sz w:val="19"/>
+                <w:szCs w:val="19"/>
+              </w:rPr>
+              <w:t xml:space="preserve">63 </w:t>
+            </w:r>
+            <w:r>
+              <w:rPr>
+                <w:rFonts w:ascii="微软雅黑" w:eastAsia="微软雅黑" w:hAnsi="微软雅黑" w:hint="eastAsia"/>
+                <w:color w:val="1A1A1A"/>
+                <w:sz w:val="19"/>
+                <w:szCs w:val="19"/>
+              </w:rPr>
+              <w:t>项断言全部通过）</w:t>
+            </w:r>
+            <w:r>
+              <w:rPr>
+                <w:rFonts w:ascii="微软雅黑" w:eastAsia="微软雅黑" w:hAnsi="微软雅黑" w:hint="eastAsia"/>
+                <w:color w:val="1A1A1A"/>
+                <w:sz w:val="19"/>
+                <w:szCs w:val="19"/>
+              </w:rPr>
+              <w:t xml:space="preserve">+ </w:t>
+            </w:r>
+            <w:r>
+              <w:rPr>
+                <w:rStyle w:val="HTML"/>
+                <w:color w:val="1A1A1A"/>
+              </w:rPr>
+              <w:t>game/tests/calibrate-levels.mjs</w:t>
+            </w:r>
+            <w:r>
+              <w:rPr>
+                <w:rFonts w:ascii="微软雅黑" w:eastAsia="微软雅黑" w:hAnsi="微软雅黑" w:hint="eastAsia"/>
+                <w:color w:val="1A1A1A"/>
+                <w:sz w:val="19"/>
+                <w:szCs w:val="19"/>
+              </w:rPr>
+              <w:t xml:space="preserve"> </w:t>
+            </w:r>
+            <w:r>
+              <w:rPr>
+                <w:rFonts w:ascii="微软雅黑" w:eastAsia="微软雅黑" w:hAnsi="微软雅黑" w:hint="eastAsia"/>
+                <w:color w:val="1A1A1A"/>
+                <w:sz w:val="19"/>
+                <w:szCs w:val="19"/>
+              </w:rPr>
+              <w:t>校准（贪心玩家通关率</w:t>
+            </w:r>
+            <w:r>
+              <w:rPr>
+                <w:rFonts w:ascii="微软雅黑" w:eastAsia="微软雅黑" w:hAnsi="微软雅黑" w:hint="eastAsia"/>
+                <w:color w:val="1A1A1A"/>
+                <w:sz w:val="19"/>
+                <w:szCs w:val="19"/>
+              </w:rPr>
+              <w:t xml:space="preserve"> 82%</w:t>
+            </w:r>
+            <w:r>
+              <w:rPr>
+                <w:rFonts w:ascii="微软雅黑" w:eastAsia="微软雅黑" w:hAnsi="微软雅黑" w:hint="eastAsia"/>
+                <w:color w:val="1A1A1A"/>
+                <w:sz w:val="19"/>
+                <w:szCs w:val="19"/>
+              </w:rPr>
+              <w:t>、休闲玩家</w:t>
+            </w:r>
+            <w:r>
+              <w:rPr>
+                <w:rFonts w:ascii="微软雅黑" w:eastAsia="微软雅黑" w:hAnsi="微软雅黑" w:hint="eastAsia"/>
+                <w:color w:val="1A1A1A"/>
+                <w:sz w:val="19"/>
+                <w:szCs w:val="19"/>
+              </w:rPr>
+              <w:t xml:space="preserve"> 44%</w:t>
+            </w:r>
+            <w:r>
+              <w:rPr>
+                <w:rFonts w:ascii="微软雅黑" w:eastAsia="微软雅黑" w:hAnsi="微软雅黑" w:hint="eastAsia"/>
+                <w:color w:val="1A1A1A"/>
+                <w:sz w:val="19"/>
+                <w:szCs w:val="19"/>
+              </w:rPr>
+              <w:t>、通关局中</w:t>
+            </w:r>
+            <w:r>
+              <w:rPr>
+                <w:rFonts w:ascii="微软雅黑" w:eastAsia="微软雅黑" w:hAnsi="微软雅黑" w:hint="eastAsia"/>
+                <w:color w:val="1A1A1A"/>
+                <w:sz w:val="19"/>
+                <w:szCs w:val="19"/>
+              </w:rPr>
+              <w:t xml:space="preserve"> 3 </w:t>
+            </w:r>
+            <w:r>
+              <w:rPr>
+                <w:rFonts w:ascii="微软雅黑" w:eastAsia="微软雅黑" w:hAnsi="微软雅黑" w:hint="eastAsia"/>
+                <w:color w:val="1A1A1A"/>
+                <w:sz w:val="19"/>
+                <w:szCs w:val="19"/>
+              </w:rPr>
+              <w:t>星占</w:t>
+            </w:r>
+            <w:r>
+              <w:rPr>
+                <w:rFonts w:ascii="微软雅黑" w:eastAsia="微软雅黑" w:hAnsi="微软雅黑" w:hint="eastAsia"/>
+                <w:color w:val="1A1A1A"/>
+                <w:sz w:val="19"/>
+                <w:szCs w:val="19"/>
+              </w:rPr>
+              <w:t xml:space="preserve"> 18%</w:t>
+            </w:r>
+            <w:r>
+              <w:rPr>
+                <w:rFonts w:ascii="微软雅黑" w:eastAsia="微软雅黑" w:hAnsi="微软雅黑" w:hint="eastAsia"/>
+                <w:color w:val="1A1A1A"/>
+                <w:sz w:val="19"/>
+                <w:szCs w:val="19"/>
+              </w:rPr>
+              <w:t>）——需求数值必须经实现验证，不能只靠纸面推导</w:t>
             </w:r>
           </w:p>
         </w:tc>
@@ -15510,9 +17114,9 @@
         <w:tblLook w:val="04A0" w:firstRow="1" w:lastRow="0" w:firstColumn="1" w:lastColumn="0" w:noHBand="0" w:noVBand="1"/>
       </w:tblPr>
       <w:tblGrid>
-        <w:gridCol w:w="581"/>
-        <w:gridCol w:w="5477"/>
-        <w:gridCol w:w="4032"/>
+        <w:gridCol w:w="551"/>
+        <w:gridCol w:w="4637"/>
+        <w:gridCol w:w="4902"/>
       </w:tblGrid>
       <w:tr>
         <w:trPr>
@@ -15558,7 +17162,6 @@
                 <w:sz w:val="19"/>
                 <w:szCs w:val="19"/>
               </w:rPr>
-              <w:lastRenderedPageBreak/>
               <w:t>#</w:t>
             </w:r>
           </w:p>
@@ -17038,6 +18641,7 @@
                 <w:sz w:val="19"/>
                 <w:szCs w:val="19"/>
               </w:rPr>
+              <w:lastRenderedPageBreak/>
               <w:t>A-9</w:t>
             </w:r>
           </w:p>
@@ -17563,6 +19167,194 @@
                 <w:szCs w:val="19"/>
               </w:rPr>
               <w:t>》</w:t>
+            </w:r>
+          </w:p>
+        </w:tc>
+      </w:tr>
+      <w:tr>
+        <w:tc>
+          <w:tcPr>
+            <w:tcW w:w="0" w:type="auto"/>
+            <w:tcBorders>
+              <w:top w:val="single" w:sz="6" w:space="0" w:color="808080"/>
+              <w:left w:val="single" w:sz="6" w:space="0" w:color="808080"/>
+              <w:bottom w:val="single" w:sz="6" w:space="0" w:color="808080"/>
+              <w:right w:val="single" w:sz="6" w:space="0" w:color="808080"/>
+            </w:tcBorders>
+            <w:tcMar>
+              <w:top w:w="80" w:type="dxa"/>
+              <w:left w:w="100" w:type="dxa"/>
+              <w:bottom w:w="80" w:type="dxa"/>
+              <w:right w:w="100" w:type="dxa"/>
+            </w:tcMar>
+            <w:hideMark/>
+          </w:tcPr>
+          <w:p>
+            <w:pPr>
+              <w:spacing w:before="120" w:after="200"/>
+              <w:rPr>
+                <w:rFonts w:ascii="微软雅黑" w:eastAsia="微软雅黑" w:hAnsi="微软雅黑" w:hint="eastAsia"/>
+                <w:color w:val="1A1A1A"/>
+                <w:sz w:val="19"/>
+                <w:szCs w:val="19"/>
+              </w:rPr>
+            </w:pPr>
+            <w:r>
+              <w:rPr>
+                <w:rFonts w:ascii="微软雅黑" w:eastAsia="微软雅黑" w:hAnsi="微软雅黑" w:hint="eastAsia"/>
+                <w:color w:val="1A1A1A"/>
+                <w:sz w:val="19"/>
+                <w:szCs w:val="19"/>
+              </w:rPr>
+              <w:t>A-12</w:t>
+            </w:r>
+          </w:p>
+        </w:tc>
+        <w:tc>
+          <w:tcPr>
+            <w:tcW w:w="0" w:type="auto"/>
+            <w:tcBorders>
+              <w:top w:val="single" w:sz="6" w:space="0" w:color="808080"/>
+              <w:left w:val="single" w:sz="6" w:space="0" w:color="808080"/>
+              <w:bottom w:val="single" w:sz="6" w:space="0" w:color="808080"/>
+              <w:right w:val="single" w:sz="6" w:space="0" w:color="808080"/>
+            </w:tcBorders>
+            <w:tcMar>
+              <w:top w:w="80" w:type="dxa"/>
+              <w:left w:w="100" w:type="dxa"/>
+              <w:bottom w:w="80" w:type="dxa"/>
+              <w:right w:w="100" w:type="dxa"/>
+            </w:tcMar>
+            <w:hideMark/>
+          </w:tcPr>
+          <w:p>
+            <w:pPr>
+              <w:spacing w:before="120" w:after="200"/>
+              <w:rPr>
+                <w:rFonts w:ascii="微软雅黑" w:eastAsia="微软雅黑" w:hAnsi="微软雅黑" w:hint="eastAsia"/>
+                <w:color w:val="1A1A1A"/>
+                <w:sz w:val="19"/>
+                <w:szCs w:val="19"/>
+              </w:rPr>
+            </w:pPr>
+            <w:r>
+              <w:rPr>
+                <w:rFonts w:ascii="微软雅黑" w:eastAsia="微软雅黑" w:hAnsi="微软雅黑" w:hint="eastAsia"/>
+                <w:color w:val="1A1A1A"/>
+                <w:sz w:val="19"/>
+                <w:szCs w:val="19"/>
+              </w:rPr>
+              <w:t>用模拟玩家（贪心</w:t>
+            </w:r>
+            <w:r>
+              <w:rPr>
+                <w:rFonts w:ascii="微软雅黑" w:eastAsia="微软雅黑" w:hAnsi="微软雅黑" w:hint="eastAsia"/>
+                <w:color w:val="1A1A1A"/>
+                <w:sz w:val="19"/>
+                <w:szCs w:val="19"/>
+              </w:rPr>
+              <w:t>/</w:t>
+            </w:r>
+            <w:r>
+              <w:rPr>
+                <w:rFonts w:ascii="微软雅黑" w:eastAsia="微软雅黑" w:hAnsi="微软雅黑" w:hint="eastAsia"/>
+                <w:color w:val="1A1A1A"/>
+                <w:sz w:val="19"/>
+                <w:szCs w:val="19"/>
+              </w:rPr>
+              <w:t>休闲两种打法）自动校准关卡难度与星级线</w:t>
+            </w:r>
+          </w:p>
+        </w:tc>
+        <w:tc>
+          <w:tcPr>
+            <w:tcW w:w="0" w:type="auto"/>
+            <w:tcBorders>
+              <w:top w:val="single" w:sz="6" w:space="0" w:color="808080"/>
+              <w:left w:val="single" w:sz="6" w:space="0" w:color="808080"/>
+              <w:bottom w:val="single" w:sz="6" w:space="0" w:color="808080"/>
+              <w:right w:val="single" w:sz="6" w:space="0" w:color="808080"/>
+            </w:tcBorders>
+            <w:tcMar>
+              <w:top w:w="80" w:type="dxa"/>
+              <w:left w:w="100" w:type="dxa"/>
+              <w:bottom w:w="80" w:type="dxa"/>
+              <w:right w:w="100" w:type="dxa"/>
+            </w:tcMar>
+            <w:hideMark/>
+          </w:tcPr>
+          <w:p>
+            <w:pPr>
+              <w:spacing w:before="120" w:after="200"/>
+              <w:rPr>
+                <w:rFonts w:ascii="微软雅黑" w:eastAsia="微软雅黑" w:hAnsi="微软雅黑" w:hint="eastAsia"/>
+                <w:color w:val="1A1A1A"/>
+                <w:sz w:val="19"/>
+                <w:szCs w:val="19"/>
+              </w:rPr>
+            </w:pPr>
+            <w:r>
+              <w:rPr>
+                <w:rFonts w:ascii="微软雅黑" w:eastAsia="微软雅黑" w:hAnsi="微软雅黑" w:hint="eastAsia"/>
+                <w:color w:val="1A1A1A"/>
+                <w:sz w:val="19"/>
+                <w:szCs w:val="19"/>
+              </w:rPr>
+              <w:t>需求数值有实测依据（</w:t>
+            </w:r>
+            <w:r>
+              <w:rPr>
+                <w:rFonts w:ascii="微软雅黑" w:eastAsia="微软雅黑" w:hAnsi="微软雅黑" w:hint="eastAsia"/>
+                <w:color w:val="1A1A1A"/>
+                <w:sz w:val="19"/>
+                <w:szCs w:val="19"/>
+              </w:rPr>
+              <w:t>AC-11</w:t>
+            </w:r>
+            <w:r>
+              <w:rPr>
+                <w:rFonts w:ascii="微软雅黑" w:eastAsia="微软雅黑" w:hAnsi="微软雅黑" w:hint="eastAsia"/>
+                <w:color w:val="1A1A1A"/>
+                <w:sz w:val="19"/>
+                <w:szCs w:val="19"/>
+              </w:rPr>
+              <w:t>），并在实现中提前暴露</w:t>
+            </w:r>
+            <w:r>
+              <w:rPr>
+                <w:rFonts w:ascii="微软雅黑" w:eastAsia="微软雅黑" w:hAnsi="微软雅黑" w:hint="eastAsia"/>
+                <w:color w:val="1A1A1A"/>
+                <w:sz w:val="19"/>
+                <w:szCs w:val="19"/>
+              </w:rPr>
+              <w:t xml:space="preserve"> 3 </w:t>
+            </w:r>
+            <w:r>
+              <w:rPr>
+                <w:rFonts w:ascii="微软雅黑" w:eastAsia="微软雅黑" w:hAnsi="微软雅黑" w:hint="eastAsia"/>
+                <w:color w:val="1A1A1A"/>
+                <w:sz w:val="19"/>
+                <w:szCs w:val="19"/>
+              </w:rPr>
+              <w:t>处纸面推导的错误（见</w:t>
+            </w:r>
+            <w:r>
+              <w:rPr>
+                <w:rFonts w:ascii="微软雅黑" w:eastAsia="微软雅黑" w:hAnsi="微软雅黑" w:hint="eastAsia"/>
+                <w:color w:val="1A1A1A"/>
+                <w:sz w:val="19"/>
+                <w:szCs w:val="19"/>
+              </w:rPr>
+              <w:t xml:space="preserve"> M-14</w:t>
+            </w:r>
+            <w:r>
+              <w:rPr>
+                <w:rFonts w:ascii="微软雅黑" w:eastAsia="微软雅黑" w:hAnsi="微软雅黑" w:hint="eastAsia"/>
+                <w:color w:val="1A1A1A"/>
+                <w:sz w:val="19"/>
+                <w:szCs w:val="19"/>
+              </w:rPr>
+              <w:t>）</w:t>
             </w:r>
           </w:p>
         </w:tc>
@@ -17585,7 +19377,7 @@
           <w:sz w:val="21"/>
           <w:szCs w:val="21"/>
         </w:rPr>
-        <w:pict w14:anchorId="7AF419B7">
+        <w:pict w14:anchorId="25D7EB65">
           <v:rect id="_x0000_i1029" style="width:0;height:1.5pt" o:hralign="center" o:hrstd="t" o:hr="t" fillcolor="#a0a0a0" stroked="f"/>
         </w:pict>
       </w:r>
@@ -17630,7 +19422,6 @@
           <w:sz w:val="21"/>
           <w:szCs w:val="21"/>
         </w:rPr>
-        <w:lastRenderedPageBreak/>
         <w:t>详见《</w:t>
       </w:r>
       <w:r>
@@ -18667,6 +20458,7 @@
                 <w:sz w:val="19"/>
                 <w:szCs w:val="19"/>
               </w:rPr>
+              <w:lastRenderedPageBreak/>
               <w:t>④</w:t>
             </w:r>
           </w:p>
@@ -19008,7 +20800,7 @@
           <w:sz w:val="21"/>
           <w:szCs w:val="21"/>
         </w:rPr>
-        <w:pict w14:anchorId="018B8BA7">
+        <w:pict w14:anchorId="676E572F">
           <v:rect id="_x0000_i1030" style="width:0;height:1.5pt" o:hralign="center" o:hrstd="t" o:hr="t" fillcolor="#a0a0a0" stroked="f"/>
         </w:pict>
       </w:r>
@@ -19546,9 +21338,9 @@
 <file path=word/numbering.xml><?xml version="1.0" encoding="utf-8"?>
 <w:numbering xmlns:wpc="http://schemas.microsoft.com/office/word/2010/wordprocessingCanvas" xmlns:cx="http://schemas.microsoft.com/office/drawing/2014/chartex" xmlns:cx1="http://schemas.microsoft.com/office/drawing/2015/9/8/chartex" xmlns:cx2="http://schemas.microsoft.com/office/drawing/2015/10/21/chartex" xmlns:cx3="http://schemas.microsoft.com/office/drawing/2016/5/9/chartex" xmlns:cx4="http://schemas.microsoft.com/office/drawing/2016/5/10/chartex" xmlns:cx5="http://schemas.microsoft.com/office/drawing/2016/5/11/chartex" xmlns:cx6="http://schemas.microsoft.com/office/drawing/2016/5/12/chartex" xmlns:cx7="http://schemas.microsoft.com/office/drawing/2016/5/13/chartex" xmlns:cx8="http://schemas.microsoft.com/office/drawing/2016/5/14/chartex" xmlns:mc="http://schemas.openxmlformats.org/markup-compatibility/2006" xmlns:aink="http://schemas.microsoft.com/office/drawing/2016/ink" xmlns:am3d="http://schemas.microsoft.com/office/drawing/2017/model3d" xmlns:o="urn:schemas-microsoft-com:office:office" xmlns:oel="http://schemas.microsoft.com/office/2019/extlst" xmlns:r="http://schemas.openxmlformats.org/officeDocument/2006/relationships" xmlns:m="http://schemas.openxmlformats.org/officeDocument/2006/math" xmlns:v="urn:schemas-microsoft-com:vml" xmlns:wp14="http://schemas.microsoft.com/office/word/2010/wordprocessingDrawing" xmlns:wp="http://schemas.openxmlformats.org/drawingml/2006/wordprocessingDrawing" xmlns:w10="urn:schemas-microsoft-com:office:word" xmlns:w="http://schemas.openxmlformats.org/wordprocessingml/2006/main" xmlns:w14="http://schemas.microsoft.com/office/word/2010/wordml" xmlns:w15="http://schemas.microsoft.com/office/word/2012/wordml" xmlns:w16cex="http://schemas.microsoft.com/office/word/2018/wordml/cex" xmlns:w16cid="http://schemas.microsoft.com/office/word/2016/wordml/cid" xmlns:w16="http://schemas.microsoft.com/office/word/2018/wordml" xmlns:w16du="http://schemas.microsoft.com/office/word/2023/wordml/word16du" xmlns:w16sdtdh="http://schemas.microsoft.com/office/word/2020/wordml/sdtdatahash" xmlns:w16sdtfl="http://schemas.microsoft.com/office/word/2024/wordml/sdtformatlock" xmlns:w16se="http://schemas.microsoft.com/office/word/2015/wordml/symex" xmlns:wpg="http://schemas.microsoft.com/office/word/2010/wordprocessingGroup" xmlns:wpi="http://schemas.microsoft.com/office/word/2010/wordprocessingInk" xmlns:wne="http://schemas.microsoft.com/office/word/2006/wordml" xmlns:wps="http://schemas.microsoft.com/office/word/2010/wordprocessingShape" mc:Ignorable="w14 w15 w16se w16cid w16 w16cex w16sdtdh w16sdtfl w16du wp14">
   <w:abstractNum w:abstractNumId="0" w15:restartNumberingAfterBreak="0">
-    <w:nsid w:val="6FB2431C"/>
+    <w:nsid w:val="3CDA3434"/>
     <w:multiLevelType w:val="multilevel"/>
-    <w:tmpl w:val="98208A84"/>
+    <w:tmpl w:val="EEDE3C9A"/>
     <w:lvl w:ilvl="0">
       <w:start w:val="1"/>
       <w:numFmt w:val="decimal"/>
@@ -19658,7 +21450,7 @@
       </w:pPr>
     </w:lvl>
   </w:abstractNum>
-  <w:num w:numId="1" w16cid:durableId="667368174">
+  <w:num w:numId="1" w16cid:durableId="886381580">
     <w:abstractNumId w:val="0"/>
   </w:num>
 </w:numbering>
@@ -20329,7 +22121,7 @@
     <w:link w:val="a8"/>
     <w:uiPriority w:val="99"/>
     <w:unhideWhenUsed/>
-    <w:rsid w:val="00327E7A"/>
+    <w:rsid w:val="007A3644"/>
     <w:pPr>
       <w:tabs>
         <w:tab w:val="center" w:pos="4153"/>
@@ -20348,7 +22140,7 @@
     <w:basedOn w:val="a0"/>
     <w:link w:val="a7"/>
     <w:uiPriority w:val="99"/>
-    <w:rsid w:val="00327E7A"/>
+    <w:rsid w:val="007A3644"/>
     <w:rPr>
       <w:rFonts w:ascii="宋体" w:eastAsia="宋体" w:hAnsi="宋体" w:cs="宋体"/>
       <w:sz w:val="18"/>
@@ -20361,7 +22153,7 @@
     <w:link w:val="aa"/>
     <w:uiPriority w:val="99"/>
     <w:unhideWhenUsed/>
-    <w:rsid w:val="00327E7A"/>
+    <w:rsid w:val="007A3644"/>
     <w:pPr>
       <w:tabs>
         <w:tab w:val="center" w:pos="4153"/>
@@ -20379,7 +22171,7 @@
     <w:basedOn w:val="a0"/>
     <w:link w:val="a9"/>
     <w:uiPriority w:val="99"/>
-    <w:rsid w:val="00327E7A"/>
+    <w:rsid w:val="007A3644"/>
     <w:rPr>
       <w:rFonts w:ascii="宋体" w:eastAsia="宋体" w:hAnsi="宋体" w:cs="宋体"/>
       <w:sz w:val="18"/>
@@ -20392,7 +22184,7 @@
     <w:uiPriority w:val="99"/>
     <w:semiHidden/>
     <w:unhideWhenUsed/>
-    <w:rsid w:val="00327E7A"/>
+    <w:rsid w:val="007A3644"/>
   </w:style>
 </w:styles>
 </file>

--- a/选题一_益智消除网页游戏/Word版/02_AI协作记录.docx
+++ b/选题一_益智消除网页游戏/Word版/02_AI协作记录.docx
@@ -42,7 +42,7 @@
     <w:p>
       <w:pPr>
         <w:spacing w:after="80"/>
-        <w:divId w:val="1367874677"/>
+        <w:divId w:val="332609694"/>
         <w:rPr>
           <w:rFonts w:ascii="微软雅黑" w:eastAsia="微软雅黑" w:hAnsi="微软雅黑" w:hint="eastAsia"/>
           <w:color w:val="404040"/>
@@ -140,7 +140,7 @@
     <w:p>
       <w:pPr>
         <w:spacing w:after="80"/>
-        <w:divId w:val="1367874677"/>
+        <w:divId w:val="332609694"/>
         <w:rPr>
           <w:rFonts w:ascii="微软雅黑" w:eastAsia="微软雅黑" w:hAnsi="微软雅黑" w:hint="eastAsia"/>
           <w:color w:val="404040"/>
@@ -251,7 +251,7 @@
     <w:p>
       <w:pPr>
         <w:spacing w:after="80"/>
-        <w:divId w:val="1367874677"/>
+        <w:divId w:val="332609694"/>
         <w:rPr>
           <w:rFonts w:ascii="微软雅黑" w:eastAsia="微软雅黑" w:hAnsi="微软雅黑" w:hint="eastAsia"/>
           <w:color w:val="404040"/>
@@ -286,7 +286,7 @@
           <w:sz w:val="21"/>
           <w:szCs w:val="21"/>
         </w:rPr>
-        <w:pict w14:anchorId="5188A7C8">
+        <w:pict w14:anchorId="3B00646F">
           <v:rect id="_x0000_i1025" style="width:0;height:1.5pt" o:hralign="center" o:hrstd="t" o:hr="t" fillcolor="#a0a0a0" stroked="f"/>
         </w:pict>
       </w:r>
@@ -860,7 +860,7 @@
           <w:sz w:val="21"/>
           <w:szCs w:val="21"/>
         </w:rPr>
-        <w:pict w14:anchorId="029992A1">
+        <w:pict w14:anchorId="1919CB99">
           <v:rect id="_x0000_i1026" style="width:0;height:1.5pt" o:hralign="center" o:hrstd="t" o:hr="t" fillcolor="#a0a0a0" stroked="f"/>
         </w:pict>
       </w:r>
@@ -5703,7 +5703,7 @@
           <w:sz w:val="21"/>
           <w:szCs w:val="21"/>
         </w:rPr>
-        <w:pict w14:anchorId="589ADE56">
+        <w:pict w14:anchorId="0DA46BD3">
           <v:rect id="_x0000_i1027" style="width:0;height:1.5pt" o:hralign="center" o:hrstd="t" o:hr="t" fillcolor="#a0a0a0" stroked="f"/>
         </w:pict>
       </w:r>
@@ -10403,7 +10403,7 @@
           <w:sz w:val="21"/>
           <w:szCs w:val="21"/>
         </w:rPr>
-        <w:pict w14:anchorId="48507DC2">
+        <w:pict w14:anchorId="77C93CD0">
           <v:rect id="_x0000_i1028" style="width:0;height:1.5pt" o:hralign="center" o:hrstd="t" o:hr="t" fillcolor="#a0a0a0" stroked="f"/>
         </w:pict>
       </w:r>
@@ -21612,7 +21612,7 @@
           <w:sz w:val="21"/>
           <w:szCs w:val="21"/>
         </w:rPr>
-        <w:pict w14:anchorId="52F55743">
+        <w:pict w14:anchorId="7E2EFC7B">
           <v:rect id="_x0000_i1029" style="width:0;height:1.5pt" o:hralign="center" o:hrstd="t" o:hr="t" fillcolor="#a0a0a0" stroked="f"/>
         </w:pict>
       </w:r>
@@ -23035,7 +23035,7 @@
           <w:sz w:val="21"/>
           <w:szCs w:val="21"/>
         </w:rPr>
-        <w:pict w14:anchorId="292192BD">
+        <w:pict w14:anchorId="6B9903E0">
           <v:rect id="_x0000_i1030" style="width:0;height:1.5pt" o:hralign="center" o:hrstd="t" o:hr="t" fillcolor="#a0a0a0" stroked="f"/>
         </w:pict>
       </w:r>
@@ -23476,7 +23476,7 @@
           <w:sz w:val="21"/>
           <w:szCs w:val="21"/>
         </w:rPr>
-        <w:pict w14:anchorId="080717A2">
+        <w:pict w14:anchorId="683698B1">
           <v:rect id="_x0000_i1031" style="width:0;height:1.5pt" o:hralign="center" o:hrstd="t" o:hr="t" fillcolor="#a0a0a0" stroked="f"/>
         </w:pict>
       </w:r>
@@ -23514,7 +23514,7 @@
     <w:p>
       <w:pPr>
         <w:spacing w:after="80"/>
-        <w:divId w:val="2147119223"/>
+        <w:divId w:val="1926260707"/>
         <w:rPr>
           <w:rFonts w:ascii="微软雅黑" w:eastAsia="微软雅黑" w:hAnsi="微软雅黑" w:hint="eastAsia"/>
           <w:color w:val="404040"/>
@@ -23590,7 +23590,7 @@
     <w:p>
       <w:pPr>
         <w:spacing w:after="80"/>
-        <w:divId w:val="2147119223"/>
+        <w:divId w:val="1926260707"/>
         <w:rPr>
           <w:rFonts w:ascii="微软雅黑" w:eastAsia="微软雅黑" w:hAnsi="微软雅黑" w:hint="eastAsia"/>
           <w:color w:val="404040"/>
@@ -38422,9 +38422,9 @@
 <file path=word/numbering.xml><?xml version="1.0" encoding="utf-8"?>
 <w:numbering xmlns:wpc="http://schemas.microsoft.com/office/word/2010/wordprocessingCanvas" xmlns:cx="http://schemas.microsoft.com/office/drawing/2014/chartex" xmlns:cx1="http://schemas.microsoft.com/office/drawing/2015/9/8/chartex" xmlns:cx2="http://schemas.microsoft.com/office/drawing/2015/10/21/chartex" xmlns:cx3="http://schemas.microsoft.com/office/drawing/2016/5/9/chartex" xmlns:cx4="http://schemas.microsoft.com/office/drawing/2016/5/10/chartex" xmlns:cx5="http://schemas.microsoft.com/office/drawing/2016/5/11/chartex" xmlns:cx6="http://schemas.microsoft.com/office/drawing/2016/5/12/chartex" xmlns:cx7="http://schemas.microsoft.com/office/drawing/2016/5/13/chartex" xmlns:cx8="http://schemas.microsoft.com/office/drawing/2016/5/14/chartex" xmlns:mc="http://schemas.openxmlformats.org/markup-compatibility/2006" xmlns:aink="http://schemas.microsoft.com/office/drawing/2016/ink" xmlns:am3d="http://schemas.microsoft.com/office/drawing/2017/model3d" xmlns:o="urn:schemas-microsoft-com:office:office" xmlns:oel="http://schemas.microsoft.com/office/2019/extlst" xmlns:r="http://schemas.openxmlformats.org/officeDocument/2006/relationships" xmlns:m="http://schemas.openxmlformats.org/officeDocument/2006/math" xmlns:v="urn:schemas-microsoft-com:vml" xmlns:wp14="http://schemas.microsoft.com/office/word/2010/wordprocessingDrawing" xmlns:wp="http://schemas.openxmlformats.org/drawingml/2006/wordprocessingDrawing" xmlns:w10="urn:schemas-microsoft-com:office:word" xmlns:w="http://schemas.openxmlformats.org/wordprocessingml/2006/main" xmlns:w14="http://schemas.microsoft.com/office/word/2010/wordml" xmlns:w15="http://schemas.microsoft.com/office/word/2012/wordml" xmlns:w16cex="http://schemas.microsoft.com/office/word/2018/wordml/cex" xmlns:w16cid="http://schemas.microsoft.com/office/word/2016/wordml/cid" xmlns:w16="http://schemas.microsoft.com/office/word/2018/wordml" xmlns:w16du="http://schemas.microsoft.com/office/word/2023/wordml/word16du" xmlns:w16sdtdh="http://schemas.microsoft.com/office/word/2020/wordml/sdtdatahash" xmlns:w16sdtfl="http://schemas.microsoft.com/office/word/2024/wordml/sdtformatlock" xmlns:w16se="http://schemas.microsoft.com/office/word/2015/wordml/symex" xmlns:wpg="http://schemas.microsoft.com/office/word/2010/wordprocessingGroup" xmlns:wpi="http://schemas.microsoft.com/office/word/2010/wordprocessingInk" xmlns:wne="http://schemas.microsoft.com/office/word/2006/wordml" xmlns:wps="http://schemas.microsoft.com/office/word/2010/wordprocessingShape" mc:Ignorable="w14 w15 w16se w16cid w16 w16cex w16sdtdh w16sdtfl w16du wp14">
   <w:abstractNum w:abstractNumId="0" w15:restartNumberingAfterBreak="0">
-    <w:nsid w:val="1E350CF9"/>
+    <w:nsid w:val="10CA586F"/>
     <w:multiLevelType w:val="multilevel"/>
-    <w:tmpl w:val="B2725140"/>
+    <w:tmpl w:val="BCE408D6"/>
     <w:lvl w:ilvl="0">
       <w:start w:val="1"/>
       <w:numFmt w:val="decimal"/>
@@ -38535,9 +38535,9 @@
     </w:lvl>
   </w:abstractNum>
   <w:abstractNum w:abstractNumId="1" w15:restartNumberingAfterBreak="0">
-    <w:nsid w:val="36360255"/>
+    <w:nsid w:val="12DD4EAB"/>
     <w:multiLevelType w:val="multilevel"/>
-    <w:tmpl w:val="62641B32"/>
+    <w:tmpl w:val="68F84BDE"/>
     <w:lvl w:ilvl="0">
       <w:start w:val="1"/>
       <w:numFmt w:val="bullet"/>
@@ -38684,9 +38684,9 @@
     </w:lvl>
   </w:abstractNum>
   <w:abstractNum w:abstractNumId="2" w15:restartNumberingAfterBreak="0">
-    <w:nsid w:val="45CE33DD"/>
+    <w:nsid w:val="28F57FD2"/>
     <w:multiLevelType w:val="multilevel"/>
-    <w:tmpl w:val="D05C0C84"/>
+    <w:tmpl w:val="CBAC32BC"/>
     <w:lvl w:ilvl="0">
       <w:start w:val="1"/>
       <w:numFmt w:val="bullet"/>
@@ -38832,13 +38832,13 @@
       </w:rPr>
     </w:lvl>
   </w:abstractNum>
-  <w:num w:numId="1" w16cid:durableId="834103729">
+  <w:num w:numId="1" w16cid:durableId="517549778">
     <w:abstractNumId w:val="0"/>
   </w:num>
-  <w:num w:numId="2" w16cid:durableId="1245602467">
+  <w:num w:numId="2" w16cid:durableId="2141417346">
     <w:abstractNumId w:val="1"/>
   </w:num>
-  <w:num w:numId="3" w16cid:durableId="1253396418">
+  <w:num w:numId="3" w16cid:durableId="1937781720">
     <w:abstractNumId w:val="2"/>
   </w:num>
 </w:numbering>
@@ -39509,7 +39509,7 @@
     <w:link w:val="a8"/>
     <w:uiPriority w:val="99"/>
     <w:unhideWhenUsed/>
-    <w:rsid w:val="002172F5"/>
+    <w:rsid w:val="00B4476E"/>
     <w:pPr>
       <w:tabs>
         <w:tab w:val="center" w:pos="4153"/>
@@ -39528,7 +39528,7 @@
     <w:basedOn w:val="a0"/>
     <w:link w:val="a7"/>
     <w:uiPriority w:val="99"/>
-    <w:rsid w:val="002172F5"/>
+    <w:rsid w:val="00B4476E"/>
     <w:rPr>
       <w:rFonts w:ascii="宋体" w:eastAsia="宋体" w:hAnsi="宋体" w:cs="宋体"/>
       <w:sz w:val="18"/>
@@ -39541,7 +39541,7 @@
     <w:link w:val="aa"/>
     <w:uiPriority w:val="99"/>
     <w:unhideWhenUsed/>
-    <w:rsid w:val="002172F5"/>
+    <w:rsid w:val="00B4476E"/>
     <w:pPr>
       <w:tabs>
         <w:tab w:val="center" w:pos="4153"/>
@@ -39559,7 +39559,7 @@
     <w:basedOn w:val="a0"/>
     <w:link w:val="a9"/>
     <w:uiPriority w:val="99"/>
-    <w:rsid w:val="002172F5"/>
+    <w:rsid w:val="00B4476E"/>
     <w:rPr>
       <w:rFonts w:ascii="宋体" w:eastAsia="宋体" w:hAnsi="宋体" w:cs="宋体"/>
       <w:sz w:val="18"/>
@@ -39572,7 +39572,7 @@
     <w:uiPriority w:val="99"/>
     <w:semiHidden/>
     <w:unhideWhenUsed/>
-    <w:rsid w:val="002172F5"/>
+    <w:rsid w:val="00B4476E"/>
   </w:style>
 </w:styles>
 </file>
